--- a/LAB211/01_J1.L.P0027.MountainHiking _200LOC/reportgen/Report_Extension_MountainHiking_EN.docx
+++ b/LAB211/01_J1.L.P0027.MountainHiking _200LOC/reportgen/Report_Extension_MountainHiking_EN.docx
@@ -2422,6 +2422,3344 @@
         <w:t>The total lines of code after the extension reached 1,518 lines with 13 class/enum/interface files.</w:t>
       </w:r>
     </w:p>
+    <w:p>
+      <w:r>
+        <w:br w:type="page"/>
+      </w:r>
+    </w:p>
+    <w:p>
+      <w:pPr>
+        <w:pStyle w:val="Heading1"/>
+      </w:pPr>
+      <w:r>
+        <w:t>10. Feature Extension – Role-Based Access Control (RBAC)</w:t>
+      </w:r>
+    </w:p>
+    <w:p>
+      <w:pPr>
+        <w:pStyle w:val="Heading2"/>
+      </w:pPr>
+      <w:r>
+        <w:t>10.1. Introduction to the Authorization Feature</w:t>
+      </w:r>
+    </w:p>
+    <w:p>
+      <w:r>
+        <w:t>In this next extended version, the system is supplemented with Authentication (Login) and Role-Based Access Control (RBAC). Previously, anyone running the program could use every function; now each user must log in and only sees/uses the functions appropriate to their role.</w:t>
+      </w:r>
+    </w:p>
+    <w:p>
+      <w:pPr>
+        <w:pStyle w:val="ListBullet"/>
+      </w:pPr>
+      <w:r>
+        <w:t>Authentication: Users must log in with a username/password before entering the system (up to 3 attempts).</w:t>
+      </w:r>
+    </w:p>
+    <w:p>
+      <w:pPr>
+        <w:pStyle w:val="ListBullet"/>
+      </w:pPr>
+      <w:r>
+        <w:t>Authorization (RBAC): Each account is bound to a Role; each Role owns a set of Permissions. The menu is generated dynamically – only functions the user is permitted to use are displayed.</w:t>
+      </w:r>
+    </w:p>
+    <w:p>
+      <w:pPr>
+        <w:pStyle w:val="ListBullet"/>
+      </w:pPr>
+      <w:r>
+        <w:t>Applying OOP: Separating Permission – Role – Account into independent components, each class responsible for its own task (Single Responsibility).</w:t>
+      </w:r>
+    </w:p>
+    <w:p>
+      <w:pPr>
+        <w:pStyle w:val="ListBullet"/>
+      </w:pPr>
+      <w:r>
+        <w:t>Account management: Added an Account Management menu for administrators (ADMIN) to view, add, and delete accounts.</w:t>
+      </w:r>
+    </w:p>
+    <w:p>
+      <w:pPr>
+        <w:pStyle w:val="ListBullet"/>
+      </w:pPr>
+      <w:r>
+        <w:t>Clean code refactor: Replaced the bulky switch-case menu with a "menu engine" using a list of permission-aware MenuItem objects.</w:t>
+      </w:r>
+    </w:p>
+    <w:p>
+      <w:r>
+        <w:t>New files added:</w:t>
+      </w:r>
+    </w:p>
+    <w:tbl>
+      <w:tblPr>
+        <w:tblStyle w:val="TableGrid"/>
+        <w:tblW w:type="auto" w:w="0"/>
+        <w:jc w:val="center"/>
+        <w:tblLook w:firstColumn="1" w:firstRow="1" w:lastColumn="0" w:lastRow="0" w:noHBand="0" w:noVBand="1" w:val="04A0"/>
+      </w:tblPr>
+      <w:tblGrid>
+        <w:gridCol w:w="2268"/>
+        <w:gridCol w:w="2268"/>
+        <w:gridCol w:w="2268"/>
+        <w:gridCol w:w="2268"/>
+      </w:tblGrid>
+      <w:tr>
+        <w:tc>
+          <w:tcPr>
+            <w:tcW w:type="dxa" w:w="850"/>
+            <w:shd w:fill="2E74B5" w:val="clear"/>
+          </w:tcPr>
+          <w:p>
+            <w:pPr>
+              <w:jc w:val="center"/>
+            </w:pPr>
+            <w:r/>
+            <w:r>
+              <w:rPr>
+                <w:b/>
+                <w:color w:val="FFFFFF"/>
+                <w:sz w:val="20"/>
+              </w:rPr>
+              <w:t>No.</w:t>
+            </w:r>
+          </w:p>
+        </w:tc>
+        <w:tc>
+          <w:tcPr>
+            <w:tcW w:type="dxa" w:w="1984"/>
+            <w:shd w:fill="2E74B5" w:val="clear"/>
+          </w:tcPr>
+          <w:p>
+            <w:pPr>
+              <w:jc w:val="center"/>
+            </w:pPr>
+            <w:r/>
+            <w:r>
+              <w:rPr>
+                <w:b/>
+                <w:color w:val="FFFFFF"/>
+                <w:sz w:val="20"/>
+              </w:rPr>
+              <w:t>File Name</w:t>
+            </w:r>
+          </w:p>
+        </w:tc>
+        <w:tc>
+          <w:tcPr>
+            <w:tcW w:type="dxa" w:w="1134"/>
+            <w:shd w:fill="2E74B5" w:val="clear"/>
+          </w:tcPr>
+          <w:p>
+            <w:pPr>
+              <w:jc w:val="center"/>
+            </w:pPr>
+            <w:r/>
+            <w:r>
+              <w:rPr>
+                <w:b/>
+                <w:color w:val="FFFFFF"/>
+                <w:sz w:val="20"/>
+              </w:rPr>
+              <w:t>Lines</w:t>
+            </w:r>
+          </w:p>
+        </w:tc>
+        <w:tc>
+          <w:tcPr>
+            <w:tcW w:type="dxa" w:w="4535"/>
+            <w:shd w:fill="2E74B5" w:val="clear"/>
+          </w:tcPr>
+          <w:p>
+            <w:pPr>
+              <w:jc w:val="center"/>
+            </w:pPr>
+            <w:r/>
+            <w:r>
+              <w:rPr>
+                <w:b/>
+                <w:color w:val="FFFFFF"/>
+                <w:sz w:val="20"/>
+              </w:rPr>
+              <w:t>Description</w:t>
+            </w:r>
+          </w:p>
+        </w:tc>
+      </w:tr>
+      <w:tr>
+        <w:tc>
+          <w:tcPr>
+            <w:tcW w:type="dxa" w:w="850"/>
+          </w:tcPr>
+          <w:p>
+            <w:pPr>
+              <w:spacing w:before="40" w:after="40"/>
+            </w:pPr>
+            <w:r>
+              <w:rPr>
+                <w:sz w:val="20"/>
+              </w:rPr>
+              <w:t>1</w:t>
+            </w:r>
+          </w:p>
+        </w:tc>
+        <w:tc>
+          <w:tcPr>
+            <w:tcW w:type="dxa" w:w="1984"/>
+          </w:tcPr>
+          <w:p>
+            <w:pPr>
+              <w:spacing w:before="40" w:after="40"/>
+            </w:pPr>
+            <w:r>
+              <w:rPr>
+                <w:sz w:val="20"/>
+              </w:rPr>
+              <w:t>Permission.java</w:t>
+            </w:r>
+          </w:p>
+        </w:tc>
+        <w:tc>
+          <w:tcPr>
+            <w:tcW w:type="dxa" w:w="1134"/>
+          </w:tcPr>
+          <w:p>
+            <w:pPr>
+              <w:spacing w:before="40" w:after="40"/>
+            </w:pPr>
+            <w:r>
+              <w:rPr>
+                <w:sz w:val="20"/>
+              </w:rPr>
+              <w:t>20</w:t>
+            </w:r>
+          </w:p>
+        </w:tc>
+        <w:tc>
+          <w:tcPr>
+            <w:tcW w:type="dxa" w:w="4535"/>
+          </w:tcPr>
+          <w:p>
+            <w:pPr>
+              <w:spacing w:before="40" w:after="40"/>
+            </w:pPr>
+            <w:r>
+              <w:rPr>
+                <w:sz w:val="20"/>
+              </w:rPr>
+              <w:t>Enum – lists the functional permissions of the system</w:t>
+            </w:r>
+          </w:p>
+        </w:tc>
+      </w:tr>
+      <w:tr>
+        <w:tc>
+          <w:tcPr>
+            <w:tcW w:type="dxa" w:w="850"/>
+            <w:shd w:fill="D6E4F0" w:val="clear"/>
+          </w:tcPr>
+          <w:p>
+            <w:pPr>
+              <w:spacing w:before="40" w:after="40"/>
+            </w:pPr>
+            <w:r>
+              <w:rPr>
+                <w:sz w:val="20"/>
+              </w:rPr>
+              <w:t>2</w:t>
+            </w:r>
+          </w:p>
+        </w:tc>
+        <w:tc>
+          <w:tcPr>
+            <w:tcW w:type="dxa" w:w="1984"/>
+            <w:shd w:fill="D6E4F0" w:val="clear"/>
+          </w:tcPr>
+          <w:p>
+            <w:pPr>
+              <w:spacing w:before="40" w:after="40"/>
+            </w:pPr>
+            <w:r>
+              <w:rPr>
+                <w:sz w:val="20"/>
+              </w:rPr>
+              <w:t>Role.java</w:t>
+            </w:r>
+          </w:p>
+        </w:tc>
+        <w:tc>
+          <w:tcPr>
+            <w:tcW w:type="dxa" w:w="1134"/>
+            <w:shd w:fill="D6E4F0" w:val="clear"/>
+          </w:tcPr>
+          <w:p>
+            <w:pPr>
+              <w:spacing w:before="40" w:after="40"/>
+            </w:pPr>
+            <w:r>
+              <w:rPr>
+                <w:sz w:val="20"/>
+              </w:rPr>
+              <w:t>44</w:t>
+            </w:r>
+          </w:p>
+        </w:tc>
+        <w:tc>
+          <w:tcPr>
+            <w:tcW w:type="dxa" w:w="4535"/>
+            <w:shd w:fill="D6E4F0" w:val="clear"/>
+          </w:tcPr>
+          <w:p>
+            <w:pPr>
+              <w:spacing w:before="40" w:after="40"/>
+            </w:pPr>
+            <w:r>
+              <w:rPr>
+                <w:sz w:val="20"/>
+              </w:rPr>
+              <w:t>Enum – roles, each bound to a set of Permissions</w:t>
+            </w:r>
+          </w:p>
+        </w:tc>
+      </w:tr>
+      <w:tr>
+        <w:tc>
+          <w:tcPr>
+            <w:tcW w:type="dxa" w:w="850"/>
+          </w:tcPr>
+          <w:p>
+            <w:pPr>
+              <w:spacing w:before="40" w:after="40"/>
+            </w:pPr>
+            <w:r>
+              <w:rPr>
+                <w:sz w:val="20"/>
+              </w:rPr>
+              <w:t>3</w:t>
+            </w:r>
+          </w:p>
+        </w:tc>
+        <w:tc>
+          <w:tcPr>
+            <w:tcW w:type="dxa" w:w="1984"/>
+          </w:tcPr>
+          <w:p>
+            <w:pPr>
+              <w:spacing w:before="40" w:after="40"/>
+            </w:pPr>
+            <w:r>
+              <w:rPr>
+                <w:sz w:val="20"/>
+              </w:rPr>
+              <w:t>Account.java</w:t>
+            </w:r>
+          </w:p>
+        </w:tc>
+        <w:tc>
+          <w:tcPr>
+            <w:tcW w:type="dxa" w:w="1134"/>
+          </w:tcPr>
+          <w:p>
+            <w:pPr>
+              <w:spacing w:before="40" w:after="40"/>
+            </w:pPr>
+            <w:r>
+              <w:rPr>
+                <w:sz w:val="20"/>
+              </w:rPr>
+              <w:t>70</w:t>
+            </w:r>
+          </w:p>
+        </w:tc>
+        <w:tc>
+          <w:tcPr>
+            <w:tcW w:type="dxa" w:w="4535"/>
+          </w:tcPr>
+          <w:p>
+            <w:pPr>
+              <w:spacing w:before="40" w:after="40"/>
+            </w:pPr>
+            <w:r>
+              <w:rPr>
+                <w:sz w:val="20"/>
+              </w:rPr>
+              <w:t>Class – user account, inherits from Person</w:t>
+            </w:r>
+          </w:p>
+        </w:tc>
+      </w:tr>
+      <w:tr>
+        <w:tc>
+          <w:tcPr>
+            <w:tcW w:type="dxa" w:w="850"/>
+            <w:shd w:fill="D6E4F0" w:val="clear"/>
+          </w:tcPr>
+          <w:p>
+            <w:pPr>
+              <w:spacing w:before="40" w:after="40"/>
+            </w:pPr>
+            <w:r>
+              <w:rPr>
+                <w:sz w:val="20"/>
+              </w:rPr>
+              <w:t>4</w:t>
+            </w:r>
+          </w:p>
+        </w:tc>
+        <w:tc>
+          <w:tcPr>
+            <w:tcW w:type="dxa" w:w="1984"/>
+            <w:shd w:fill="D6E4F0" w:val="clear"/>
+          </w:tcPr>
+          <w:p>
+            <w:pPr>
+              <w:spacing w:before="40" w:after="40"/>
+            </w:pPr>
+            <w:r>
+              <w:rPr>
+                <w:sz w:val="20"/>
+              </w:rPr>
+              <w:t>Accounts.java</w:t>
+            </w:r>
+          </w:p>
+        </w:tc>
+        <w:tc>
+          <w:tcPr>
+            <w:tcW w:type="dxa" w:w="1134"/>
+            <w:shd w:fill="D6E4F0" w:val="clear"/>
+          </w:tcPr>
+          <w:p>
+            <w:pPr>
+              <w:spacing w:before="40" w:after="40"/>
+            </w:pPr>
+            <w:r>
+              <w:rPr>
+                <w:sz w:val="20"/>
+              </w:rPr>
+              <w:t>128</w:t>
+            </w:r>
+          </w:p>
+        </w:tc>
+        <w:tc>
+          <w:tcPr>
+            <w:tcW w:type="dxa" w:w="4535"/>
+            <w:shd w:fill="D6E4F0" w:val="clear"/>
+          </w:tcPr>
+          <w:p>
+            <w:pPr>
+              <w:spacing w:before="40" w:after="40"/>
+            </w:pPr>
+            <w:r>
+              <w:rPr>
+                <w:sz w:val="20"/>
+              </w:rPr>
+              <w:t>Class – manages the account list and handles login</w:t>
+            </w:r>
+          </w:p>
+        </w:tc>
+      </w:tr>
+      <w:tr>
+        <w:tc>
+          <w:tcPr>
+            <w:tcW w:type="dxa" w:w="850"/>
+          </w:tcPr>
+          <w:p>
+            <w:pPr>
+              <w:spacing w:before="40" w:after="40"/>
+            </w:pPr>
+            <w:r>
+              <w:rPr>
+                <w:sz w:val="20"/>
+              </w:rPr>
+              <w:t>5</w:t>
+            </w:r>
+          </w:p>
+        </w:tc>
+        <w:tc>
+          <w:tcPr>
+            <w:tcW w:type="dxa" w:w="1984"/>
+          </w:tcPr>
+          <w:p>
+            <w:pPr>
+              <w:spacing w:before="40" w:after="40"/>
+            </w:pPr>
+            <w:r>
+              <w:rPr>
+                <w:sz w:val="20"/>
+              </w:rPr>
+              <w:t>MenuItem.java</w:t>
+            </w:r>
+          </w:p>
+        </w:tc>
+        <w:tc>
+          <w:tcPr>
+            <w:tcW w:type="dxa" w:w="1134"/>
+          </w:tcPr>
+          <w:p>
+            <w:pPr>
+              <w:spacing w:before="40" w:after="40"/>
+            </w:pPr>
+            <w:r>
+              <w:rPr>
+                <w:sz w:val="20"/>
+              </w:rPr>
+              <w:t>24</w:t>
+            </w:r>
+          </w:p>
+        </w:tc>
+        <w:tc>
+          <w:tcPr>
+            <w:tcW w:type="dxa" w:w="4535"/>
+          </w:tcPr>
+          <w:p>
+            <w:pPr>
+              <w:spacing w:before="40" w:after="40"/>
+            </w:pPr>
+            <w:r>
+              <w:rPr>
+                <w:sz w:val="20"/>
+              </w:rPr>
+              <w:t>Class – a menu entry bound to a permission and an action</w:t>
+            </w:r>
+          </w:p>
+        </w:tc>
+      </w:tr>
+    </w:tbl>
+    <w:p>
+      <w:r>
+        <w:t>Modified files:</w:t>
+      </w:r>
+    </w:p>
+    <w:tbl>
+      <w:tblPr>
+        <w:tblStyle w:val="TableGrid"/>
+        <w:tblW w:type="auto" w:w="0"/>
+        <w:jc w:val="center"/>
+        <w:tblLook w:firstColumn="1" w:firstRow="1" w:lastColumn="0" w:lastRow="0" w:noHBand="0" w:noVBand="1" w:val="04A0"/>
+      </w:tblPr>
+      <w:tblGrid>
+        <w:gridCol w:w="3024"/>
+        <w:gridCol w:w="3024"/>
+        <w:gridCol w:w="3024"/>
+      </w:tblGrid>
+      <w:tr>
+        <w:tc>
+          <w:tcPr>
+            <w:tcW w:type="dxa" w:w="850"/>
+            <w:shd w:fill="2E74B5" w:val="clear"/>
+          </w:tcPr>
+          <w:p>
+            <w:pPr>
+              <w:jc w:val="center"/>
+            </w:pPr>
+            <w:r/>
+            <w:r>
+              <w:rPr>
+                <w:b/>
+                <w:color w:val="FFFFFF"/>
+                <w:sz w:val="20"/>
+              </w:rPr>
+              <w:t>No.</w:t>
+            </w:r>
+          </w:p>
+        </w:tc>
+        <w:tc>
+          <w:tcPr>
+            <w:tcW w:type="dxa" w:w="1984"/>
+            <w:shd w:fill="2E74B5" w:val="clear"/>
+          </w:tcPr>
+          <w:p>
+            <w:pPr>
+              <w:jc w:val="center"/>
+            </w:pPr>
+            <w:r/>
+            <w:r>
+              <w:rPr>
+                <w:b/>
+                <w:color w:val="FFFFFF"/>
+                <w:sz w:val="20"/>
+              </w:rPr>
+              <w:t>File Name</w:t>
+            </w:r>
+          </w:p>
+        </w:tc>
+        <w:tc>
+          <w:tcPr>
+            <w:tcW w:type="dxa" w:w="5669"/>
+            <w:shd w:fill="2E74B5" w:val="clear"/>
+          </w:tcPr>
+          <w:p>
+            <w:pPr>
+              <w:jc w:val="center"/>
+            </w:pPr>
+            <w:r/>
+            <w:r>
+              <w:rPr>
+                <w:b/>
+                <w:color w:val="FFFFFF"/>
+                <w:sz w:val="20"/>
+              </w:rPr>
+              <w:t>Modifications</w:t>
+            </w:r>
+          </w:p>
+        </w:tc>
+      </w:tr>
+      <w:tr>
+        <w:tc>
+          <w:tcPr>
+            <w:tcW w:type="dxa" w:w="850"/>
+          </w:tcPr>
+          <w:p>
+            <w:pPr>
+              <w:spacing w:before="40" w:after="40"/>
+            </w:pPr>
+            <w:r>
+              <w:rPr>
+                <w:sz w:val="20"/>
+              </w:rPr>
+              <w:t>1</w:t>
+            </w:r>
+          </w:p>
+        </w:tc>
+        <w:tc>
+          <w:tcPr>
+            <w:tcW w:type="dxa" w:w="1984"/>
+          </w:tcPr>
+          <w:p>
+            <w:pPr>
+              <w:spacing w:before="40" w:after="40"/>
+            </w:pPr>
+            <w:r>
+              <w:rPr>
+                <w:sz w:val="20"/>
+              </w:rPr>
+              <w:t>Main.java</w:t>
+            </w:r>
+          </w:p>
+        </w:tc>
+        <w:tc>
+          <w:tcPr>
+            <w:tcW w:type="dxa" w:w="5669"/>
+          </w:tcPr>
+          <w:p>
+            <w:pPr>
+              <w:spacing w:before="40" w:after="40"/>
+            </w:pPr>
+            <w:r>
+              <w:rPr>
+                <w:sz w:val="20"/>
+              </w:rPr>
+              <w:t>Added login flow, permission-based dynamic menu, and Account Management; replaced switch-case with a menu engine</w:t>
+            </w:r>
+          </w:p>
+        </w:tc>
+      </w:tr>
+      <w:tr>
+        <w:tc>
+          <w:tcPr>
+            <w:tcW w:type="dxa" w:w="850"/>
+            <w:shd w:fill="D6E4F0" w:val="clear"/>
+          </w:tcPr>
+          <w:p>
+            <w:pPr>
+              <w:spacing w:before="40" w:after="40"/>
+            </w:pPr>
+            <w:r>
+              <w:rPr>
+                <w:sz w:val="20"/>
+              </w:rPr>
+              <w:t>2</w:t>
+            </w:r>
+          </w:p>
+        </w:tc>
+        <w:tc>
+          <w:tcPr>
+            <w:tcW w:type="dxa" w:w="1984"/>
+            <w:shd w:fill="D6E4F0" w:val="clear"/>
+          </w:tcPr>
+          <w:p>
+            <w:pPr>
+              <w:spacing w:before="40" w:after="40"/>
+            </w:pPr>
+            <w:r>
+              <w:rPr>
+                <w:sz w:val="20"/>
+              </w:rPr>
+              <w:t>Acceptable.java</w:t>
+            </w:r>
+          </w:p>
+        </w:tc>
+        <w:tc>
+          <w:tcPr>
+            <w:tcW w:type="dxa" w:w="5669"/>
+            <w:shd w:fill="D6E4F0" w:val="clear"/>
+          </w:tcPr>
+          <w:p>
+            <w:pPr>
+              <w:spacing w:before="40" w:after="40"/>
+            </w:pPr>
+            <w:r>
+              <w:rPr>
+                <w:sz w:val="20"/>
+              </w:rPr>
+              <w:t>Added 2 regex patterns: USERNAME_VALID and PASSWORD_VALID</w:t>
+            </w:r>
+          </w:p>
+        </w:tc>
+      </w:tr>
+      <w:tr>
+        <w:tc>
+          <w:tcPr>
+            <w:tcW w:type="dxa" w:w="850"/>
+          </w:tcPr>
+          <w:p>
+            <w:pPr>
+              <w:spacing w:before="40" w:after="40"/>
+            </w:pPr>
+            <w:r>
+              <w:rPr>
+                <w:sz w:val="20"/>
+              </w:rPr>
+              <w:t>3</w:t>
+            </w:r>
+          </w:p>
+        </w:tc>
+        <w:tc>
+          <w:tcPr>
+            <w:tcW w:type="dxa" w:w="1984"/>
+          </w:tcPr>
+          <w:p>
+            <w:pPr>
+              <w:spacing w:before="40" w:after="40"/>
+            </w:pPr>
+            <w:r>
+              <w:rPr>
+                <w:sz w:val="20"/>
+              </w:rPr>
+              <w:t>Person.java</w:t>
+            </w:r>
+          </w:p>
+        </w:tc>
+        <w:tc>
+          <w:tcPr>
+            <w:tcW w:type="dxa" w:w="5669"/>
+          </w:tcPr>
+          <w:p>
+            <w:pPr>
+              <w:spacing w:before="40" w:after="40"/>
+            </w:pPr>
+            <w:r>
+              <w:rPr>
+                <w:sz w:val="20"/>
+              </w:rPr>
+              <w:t>Reused as the superclass for Account (id = username, name = display name)</w:t>
+            </w:r>
+          </w:p>
+        </w:tc>
+      </w:tr>
+    </w:tbl>
+    <w:p>
+      <w:pPr>
+        <w:pStyle w:val="Heading2"/>
+      </w:pPr>
+      <w:r>
+        <w:t>10.2. The RBAC Model</w:t>
+      </w:r>
+    </w:p>
+    <w:p>
+      <w:r>
+        <w:t>RBAC (Role-Based Access Control) is an access-control model based on roles. Instead of assigning permissions directly to each user, the system maps: User → Role → Set of Permissions. This centralizes permission management, makes it easy to extend, and aligns well with OOP principles.</w:t>
+      </w:r>
+    </w:p>
+    <w:p>
+      <w:r>
+        <w:t>Relationship between components:</w:t>
+      </w:r>
+    </w:p>
+    <w:tbl>
+      <w:tblPr>
+        <w:tblStyle w:val="TableGrid"/>
+        <w:tblW w:type="auto" w:w="0"/>
+        <w:jc w:val="center"/>
+        <w:tblLook w:firstColumn="1" w:firstRow="1" w:lastColumn="0" w:lastRow="0" w:noHBand="0" w:noVBand="1" w:val="04A0"/>
+      </w:tblPr>
+      <w:tblGrid>
+        <w:gridCol w:w="4535"/>
+        <w:gridCol w:w="4535"/>
+      </w:tblGrid>
+      <w:tr>
+        <w:tc>
+          <w:tcPr>
+            <w:tcW w:type="dxa" w:w="2268"/>
+            <w:shd w:fill="2E74B5" w:val="clear"/>
+          </w:tcPr>
+          <w:p>
+            <w:pPr>
+              <w:jc w:val="center"/>
+            </w:pPr>
+            <w:r/>
+            <w:r>
+              <w:rPr>
+                <w:b/>
+                <w:color w:val="FFFFFF"/>
+                <w:sz w:val="20"/>
+              </w:rPr>
+              <w:t>Component</w:t>
+            </w:r>
+          </w:p>
+        </w:tc>
+        <w:tc>
+          <w:tcPr>
+            <w:tcW w:type="dxa" w:w="5669"/>
+            <w:shd w:fill="2E74B5" w:val="clear"/>
+          </w:tcPr>
+          <w:p>
+            <w:pPr>
+              <w:jc w:val="center"/>
+            </w:pPr>
+            <w:r/>
+            <w:r>
+              <w:rPr>
+                <w:b/>
+                <w:color w:val="FFFFFF"/>
+                <w:sz w:val="20"/>
+              </w:rPr>
+              <w:t>Role in the Model</w:t>
+            </w:r>
+          </w:p>
+        </w:tc>
+      </w:tr>
+      <w:tr>
+        <w:tc>
+          <w:tcPr>
+            <w:tcW w:type="dxa" w:w="2268"/>
+          </w:tcPr>
+          <w:p>
+            <w:pPr>
+              <w:spacing w:before="40" w:after="40"/>
+            </w:pPr>
+            <w:r>
+              <w:rPr>
+                <w:sz w:val="20"/>
+              </w:rPr>
+              <w:t>Account</w:t>
+            </w:r>
+          </w:p>
+        </w:tc>
+        <w:tc>
+          <w:tcPr>
+            <w:tcW w:type="dxa" w:w="5669"/>
+          </w:tcPr>
+          <w:p>
+            <w:pPr>
+              <w:spacing w:before="40" w:after="40"/>
+            </w:pPr>
+            <w:r>
+              <w:rPr>
+                <w:sz w:val="20"/>
+              </w:rPr>
+              <w:t>Represents a logged-in user; holds a reference to one Role.</w:t>
+            </w:r>
+          </w:p>
+        </w:tc>
+      </w:tr>
+      <w:tr>
+        <w:tc>
+          <w:tcPr>
+            <w:tcW w:type="dxa" w:w="2268"/>
+            <w:shd w:fill="D6E4F0" w:val="clear"/>
+          </w:tcPr>
+          <w:p>
+            <w:pPr>
+              <w:spacing w:before="40" w:after="40"/>
+            </w:pPr>
+            <w:r>
+              <w:rPr>
+                <w:sz w:val="20"/>
+              </w:rPr>
+              <w:t>Role</w:t>
+            </w:r>
+          </w:p>
+        </w:tc>
+        <w:tc>
+          <w:tcPr>
+            <w:tcW w:type="dxa" w:w="5669"/>
+            <w:shd w:fill="D6E4F0" w:val="clear"/>
+          </w:tcPr>
+          <w:p>
+            <w:pPr>
+              <w:spacing w:before="40" w:after="40"/>
+            </w:pPr>
+            <w:r>
+              <w:rPr>
+                <w:sz w:val="20"/>
+              </w:rPr>
+              <w:t>Represents a role; holds a Set&lt;Permission&gt; (using EnumSet).</w:t>
+            </w:r>
+          </w:p>
+        </w:tc>
+      </w:tr>
+      <w:tr>
+        <w:tc>
+          <w:tcPr>
+            <w:tcW w:type="dxa" w:w="2268"/>
+          </w:tcPr>
+          <w:p>
+            <w:pPr>
+              <w:spacing w:before="40" w:after="40"/>
+            </w:pPr>
+            <w:r>
+              <w:rPr>
+                <w:sz w:val="20"/>
+              </w:rPr>
+              <w:t>Permission</w:t>
+            </w:r>
+          </w:p>
+        </w:tc>
+        <w:tc>
+          <w:tcPr>
+            <w:tcW w:type="dxa" w:w="5669"/>
+          </w:tcPr>
+          <w:p>
+            <w:pPr>
+              <w:spacing w:before="40" w:after="40"/>
+            </w:pPr>
+            <w:r>
+              <w:rPr>
+                <w:sz w:val="20"/>
+              </w:rPr>
+              <w:t>Represents an access right to a specific group of functions.</w:t>
+            </w:r>
+          </w:p>
+        </w:tc>
+      </w:tr>
+      <w:tr>
+        <w:tc>
+          <w:tcPr>
+            <w:tcW w:type="dxa" w:w="2268"/>
+            <w:shd w:fill="D6E4F0" w:val="clear"/>
+          </w:tcPr>
+          <w:p>
+            <w:pPr>
+              <w:spacing w:before="40" w:after="40"/>
+            </w:pPr>
+            <w:r>
+              <w:rPr>
+                <w:sz w:val="20"/>
+              </w:rPr>
+              <w:t>MenuItem</w:t>
+            </w:r>
+          </w:p>
+        </w:tc>
+        <w:tc>
+          <w:tcPr>
+            <w:tcW w:type="dxa" w:w="5669"/>
+            <w:shd w:fill="D6E4F0" w:val="clear"/>
+          </w:tcPr>
+          <w:p>
+            <w:pPr>
+              <w:spacing w:before="40" w:after="40"/>
+            </w:pPr>
+            <w:r>
+              <w:rPr>
+                <w:sz w:val="20"/>
+              </w:rPr>
+              <w:t>Each menu entry declares its required permission; it checks whether the account is allowed.</w:t>
+            </w:r>
+          </w:p>
+        </w:tc>
+      </w:tr>
+    </w:tbl>
+    <w:p>
+      <w:pPr>
+        <w:jc w:val="center"/>
+      </w:pPr>
+      <w:r>
+        <w:rPr>
+          <w:b/>
+          <w:color w:val="FF0000"/>
+          <w:sz w:val="24"/>
+        </w:rPr>
+        <w:br/>
+        <w:t>[INSERT IMAGE: RBAC model diagram: Account -&gt; Role -&gt; Set&lt;Permission&gt;]</w:t>
+        <w:br/>
+      </w:r>
+    </w:p>
+    <w:p>
+      <w:pPr>
+        <w:jc w:val="center"/>
+      </w:pPr>
+      <w:r>
+        <w:rPr>
+          <w:i/>
+          <w:color w:val="808080"/>
+          <w:sz w:val="20"/>
+        </w:rPr>
+        <w:t>(Please insert image: RBAC model diagram: Account -&gt; Role -&gt; Set&lt;Permission&gt;)</w:t>
+      </w:r>
+    </w:p>
+    <w:p>
+      <w:pPr>
+        <w:pStyle w:val="Heading2"/>
+      </w:pPr>
+      <w:r>
+        <w:t>10.3. Description of New Components</w:t>
+      </w:r>
+    </w:p>
+    <w:p>
+      <w:pPr>
+        <w:pStyle w:val="Heading3"/>
+      </w:pPr>
+      <w:r>
+        <w:t>10.3.1. Enum – Permission</w:t>
+      </w:r>
+    </w:p>
+    <w:p>
+      <w:r>
+        <w:t>File: Permission.java | Lines of code: 20 lines</w:t>
+      </w:r>
+    </w:p>
+    <w:p>
+      <w:r>
+        <w:t>Lists 8 permissions corresponding to functional groups, each with a description:</w:t>
+      </w:r>
+    </w:p>
+    <w:tbl>
+      <w:tblPr>
+        <w:tblStyle w:val="TableGrid"/>
+        <w:tblW w:type="auto" w:w="0"/>
+        <w:jc w:val="center"/>
+        <w:tblLook w:firstColumn="1" w:firstRow="1" w:lastColumn="0" w:lastRow="0" w:noHBand="0" w:noVBand="1" w:val="04A0"/>
+      </w:tblPr>
+      <w:tblGrid>
+        <w:gridCol w:w="4535"/>
+        <w:gridCol w:w="4535"/>
+      </w:tblGrid>
+      <w:tr>
+        <w:tc>
+          <w:tcPr>
+            <w:tcW w:type="dxa" w:w="2835"/>
+            <w:shd w:fill="2E74B5" w:val="clear"/>
+          </w:tcPr>
+          <w:p>
+            <w:pPr>
+              <w:jc w:val="center"/>
+            </w:pPr>
+            <w:r/>
+            <w:r>
+              <w:rPr>
+                <w:b/>
+                <w:color w:val="FFFFFF"/>
+                <w:sz w:val="20"/>
+              </w:rPr>
+              <w:t>Permission</w:t>
+            </w:r>
+          </w:p>
+        </w:tc>
+        <w:tc>
+          <w:tcPr>
+            <w:tcW w:type="dxa" w:w="5102"/>
+            <w:shd w:fill="2E74B5" w:val="clear"/>
+          </w:tcPr>
+          <w:p>
+            <w:pPr>
+              <w:jc w:val="center"/>
+            </w:pPr>
+            <w:r/>
+            <w:r>
+              <w:rPr>
+                <w:b/>
+                <w:color w:val="FFFFFF"/>
+                <w:sz w:val="20"/>
+              </w:rPr>
+              <w:t>Allows</w:t>
+            </w:r>
+          </w:p>
+        </w:tc>
+      </w:tr>
+      <w:tr>
+        <w:tc>
+          <w:tcPr>
+            <w:tcW w:type="dxa" w:w="2835"/>
+          </w:tcPr>
+          <w:p>
+            <w:pPr>
+              <w:spacing w:before="40" w:after="40"/>
+            </w:pPr>
+            <w:r>
+              <w:rPr>
+                <w:sz w:val="20"/>
+              </w:rPr>
+              <w:t>CREATE_REGISTRATION</w:t>
+            </w:r>
+          </w:p>
+        </w:tc>
+        <w:tc>
+          <w:tcPr>
+            <w:tcW w:type="dxa" w:w="5102"/>
+          </w:tcPr>
+          <w:p>
+            <w:pPr>
+              <w:spacing w:before="40" w:after="40"/>
+            </w:pPr>
+            <w:r>
+              <w:rPr>
+                <w:sz w:val="20"/>
+              </w:rPr>
+              <w:t>Create a new registration</w:t>
+            </w:r>
+          </w:p>
+        </w:tc>
+      </w:tr>
+      <w:tr>
+        <w:tc>
+          <w:tcPr>
+            <w:tcW w:type="dxa" w:w="2835"/>
+            <w:shd w:fill="D6E4F0" w:val="clear"/>
+          </w:tcPr>
+          <w:p>
+            <w:pPr>
+              <w:spacing w:before="40" w:after="40"/>
+            </w:pPr>
+            <w:r>
+              <w:rPr>
+                <w:sz w:val="20"/>
+              </w:rPr>
+              <w:t>UPDATE_REGISTRATION</w:t>
+            </w:r>
+          </w:p>
+        </w:tc>
+        <w:tc>
+          <w:tcPr>
+            <w:tcW w:type="dxa" w:w="5102"/>
+            <w:shd w:fill="D6E4F0" w:val="clear"/>
+          </w:tcPr>
+          <w:p>
+            <w:pPr>
+              <w:spacing w:before="40" w:after="40"/>
+            </w:pPr>
+            <w:r>
+              <w:rPr>
+                <w:sz w:val="20"/>
+              </w:rPr>
+              <w:t>Update registration information</w:t>
+            </w:r>
+          </w:p>
+        </w:tc>
+      </w:tr>
+      <w:tr>
+        <w:tc>
+          <w:tcPr>
+            <w:tcW w:type="dxa" w:w="2835"/>
+          </w:tcPr>
+          <w:p>
+            <w:pPr>
+              <w:spacing w:before="40" w:after="40"/>
+            </w:pPr>
+            <w:r>
+              <w:rPr>
+                <w:sz w:val="20"/>
+              </w:rPr>
+              <w:t>VIEW_REGISTRATION</w:t>
+            </w:r>
+          </w:p>
+        </w:tc>
+        <w:tc>
+          <w:tcPr>
+            <w:tcW w:type="dxa" w:w="5102"/>
+          </w:tcPr>
+          <w:p>
+            <w:pPr>
+              <w:spacing w:before="40" w:after="40"/>
+            </w:pPr>
+            <w:r>
+              <w:rPr>
+                <w:sz w:val="20"/>
+              </w:rPr>
+              <w:t>View / search / filter the registration list</w:t>
+            </w:r>
+          </w:p>
+        </w:tc>
+      </w:tr>
+      <w:tr>
+        <w:tc>
+          <w:tcPr>
+            <w:tcW w:type="dxa" w:w="2835"/>
+            <w:shd w:fill="D6E4F0" w:val="clear"/>
+          </w:tcPr>
+          <w:p>
+            <w:pPr>
+              <w:spacing w:before="40" w:after="40"/>
+            </w:pPr>
+            <w:r>
+              <w:rPr>
+                <w:sz w:val="20"/>
+              </w:rPr>
+              <w:t>DELETE_REGISTRATION</w:t>
+            </w:r>
+          </w:p>
+        </w:tc>
+        <w:tc>
+          <w:tcPr>
+            <w:tcW w:type="dxa" w:w="5102"/>
+            <w:shd w:fill="D6E4F0" w:val="clear"/>
+          </w:tcPr>
+          <w:p>
+            <w:pPr>
+              <w:spacing w:before="40" w:after="40"/>
+            </w:pPr>
+            <w:r>
+              <w:rPr>
+                <w:sz w:val="20"/>
+              </w:rPr>
+              <w:t>Delete a registration</w:t>
+            </w:r>
+          </w:p>
+        </w:tc>
+      </w:tr>
+      <w:tr>
+        <w:tc>
+          <w:tcPr>
+            <w:tcW w:type="dxa" w:w="2835"/>
+          </w:tcPr>
+          <w:p>
+            <w:pPr>
+              <w:spacing w:before="40" w:after="40"/>
+            </w:pPr>
+            <w:r>
+              <w:rPr>
+                <w:sz w:val="20"/>
+              </w:rPr>
+              <w:t>VIEW_STATISTICS</w:t>
+            </w:r>
+          </w:p>
+        </w:tc>
+        <w:tc>
+          <w:tcPr>
+            <w:tcW w:type="dxa" w:w="5102"/>
+          </w:tcPr>
+          <w:p>
+            <w:pPr>
+              <w:spacing w:before="40" w:after="40"/>
+            </w:pPr>
+            <w:r>
+              <w:rPr>
+                <w:sz w:val="20"/>
+              </w:rPr>
+              <w:t>View statistics by location</w:t>
+            </w:r>
+          </w:p>
+        </w:tc>
+      </w:tr>
+      <w:tr>
+        <w:tc>
+          <w:tcPr>
+            <w:tcW w:type="dxa" w:w="2835"/>
+            <w:shd w:fill="D6E4F0" w:val="clear"/>
+          </w:tcPr>
+          <w:p>
+            <w:pPr>
+              <w:spacing w:before="40" w:after="40"/>
+            </w:pPr>
+            <w:r>
+              <w:rPr>
+                <w:sz w:val="20"/>
+              </w:rPr>
+              <w:t>SAVE_DATA</w:t>
+            </w:r>
+          </w:p>
+        </w:tc>
+        <w:tc>
+          <w:tcPr>
+            <w:tcW w:type="dxa" w:w="5102"/>
+            <w:shd w:fill="D6E4F0" w:val="clear"/>
+          </w:tcPr>
+          <w:p>
+            <w:pPr>
+              <w:spacing w:before="40" w:after="40"/>
+            </w:pPr>
+            <w:r>
+              <w:rPr>
+                <w:sz w:val="20"/>
+              </w:rPr>
+              <w:t>Save data to file</w:t>
+            </w:r>
+          </w:p>
+        </w:tc>
+      </w:tr>
+      <w:tr>
+        <w:tc>
+          <w:tcPr>
+            <w:tcW w:type="dxa" w:w="2835"/>
+          </w:tcPr>
+          <w:p>
+            <w:pPr>
+              <w:spacing w:before="40" w:after="40"/>
+            </w:pPr>
+            <w:r>
+              <w:rPr>
+                <w:sz w:val="20"/>
+              </w:rPr>
+              <w:t>MANAGE_VOLUNTEER</w:t>
+            </w:r>
+          </w:p>
+        </w:tc>
+        <w:tc>
+          <w:tcPr>
+            <w:tcW w:type="dxa" w:w="5102"/>
+          </w:tcPr>
+          <w:p>
+            <w:pPr>
+              <w:spacing w:before="40" w:after="40"/>
+            </w:pPr>
+            <w:r>
+              <w:rPr>
+                <w:sz w:val="20"/>
+              </w:rPr>
+              <w:t>Manage volunteers</w:t>
+            </w:r>
+          </w:p>
+        </w:tc>
+      </w:tr>
+      <w:tr>
+        <w:tc>
+          <w:tcPr>
+            <w:tcW w:type="dxa" w:w="2835"/>
+            <w:shd w:fill="D6E4F0" w:val="clear"/>
+          </w:tcPr>
+          <w:p>
+            <w:pPr>
+              <w:spacing w:before="40" w:after="40"/>
+            </w:pPr>
+            <w:r>
+              <w:rPr>
+                <w:sz w:val="20"/>
+              </w:rPr>
+              <w:t>MANAGE_ACCOUNT</w:t>
+            </w:r>
+          </w:p>
+        </w:tc>
+        <w:tc>
+          <w:tcPr>
+            <w:tcW w:type="dxa" w:w="5102"/>
+            <w:shd w:fill="D6E4F0" w:val="clear"/>
+          </w:tcPr>
+          <w:p>
+            <w:pPr>
+              <w:spacing w:before="40" w:after="40"/>
+            </w:pPr>
+            <w:r>
+              <w:rPr>
+                <w:sz w:val="20"/>
+              </w:rPr>
+              <w:t>Manage accounts (ADMIN only)</w:t>
+            </w:r>
+          </w:p>
+        </w:tc>
+      </w:tr>
+    </w:tbl>
+    <w:p>
+      <w:pPr>
+        <w:pStyle w:val="Heading3"/>
+      </w:pPr>
+      <w:r>
+        <w:t>10.3.2. Enum – Role</w:t>
+      </w:r>
+    </w:p>
+    <w:p>
+      <w:r>
+        <w:t>File: Role.java | Lines of code: 44 lines</w:t>
+      </w:r>
+    </w:p>
+    <w:p>
+      <w:r>
+        <w:t>Each role constant is initialized with an EnumSet&lt;Permission&gt;. The method has(Permission) checks whether the role contains that permission.</w:t>
+      </w:r>
+    </w:p>
+    <w:tbl>
+      <w:tblPr>
+        <w:tblStyle w:val="TableGrid"/>
+        <w:tblW w:type="auto" w:w="0"/>
+        <w:jc w:val="center"/>
+        <w:tblLook w:firstColumn="1" w:firstRow="1" w:lastColumn="0" w:lastRow="0" w:noHBand="0" w:noVBand="1" w:val="04A0"/>
+      </w:tblPr>
+      <w:tblGrid>
+        <w:gridCol w:w="4535"/>
+        <w:gridCol w:w="4535"/>
+      </w:tblGrid>
+      <w:tr>
+        <w:tc>
+          <w:tcPr>
+            <w:tcW w:type="dxa" w:w="1701"/>
+            <w:shd w:fill="2E74B5" w:val="clear"/>
+          </w:tcPr>
+          <w:p>
+            <w:pPr>
+              <w:jc w:val="center"/>
+            </w:pPr>
+            <w:r/>
+            <w:r>
+              <w:rPr>
+                <w:b/>
+                <w:color w:val="FFFFFF"/>
+                <w:sz w:val="20"/>
+              </w:rPr>
+              <w:t>Role</w:t>
+            </w:r>
+          </w:p>
+        </w:tc>
+        <w:tc>
+          <w:tcPr>
+            <w:tcW w:type="dxa" w:w="6236"/>
+            <w:shd w:fill="2E74B5" w:val="clear"/>
+          </w:tcPr>
+          <w:p>
+            <w:pPr>
+              <w:jc w:val="center"/>
+            </w:pPr>
+            <w:r/>
+            <w:r>
+              <w:rPr>
+                <w:b/>
+                <w:color w:val="FFFFFF"/>
+                <w:sz w:val="20"/>
+              </w:rPr>
+              <w:t>Permission Scope</w:t>
+            </w:r>
+          </w:p>
+        </w:tc>
+      </w:tr>
+      <w:tr>
+        <w:tc>
+          <w:tcPr>
+            <w:tcW w:type="dxa" w:w="1701"/>
+          </w:tcPr>
+          <w:p>
+            <w:pPr>
+              <w:spacing w:before="40" w:after="40"/>
+            </w:pPr>
+            <w:r>
+              <w:rPr>
+                <w:sz w:val="20"/>
+              </w:rPr>
+              <w:t>ADMIN</w:t>
+            </w:r>
+          </w:p>
+        </w:tc>
+        <w:tc>
+          <w:tcPr>
+            <w:tcW w:type="dxa" w:w="6236"/>
+          </w:tcPr>
+          <w:p>
+            <w:pPr>
+              <w:spacing w:before="40" w:after="40"/>
+            </w:pPr>
+            <w:r>
+              <w:rPr>
+                <w:sz w:val="20"/>
+              </w:rPr>
+              <w:t>Full access (EnumSet.allOf) – every function including account management</w:t>
+            </w:r>
+          </w:p>
+        </w:tc>
+      </w:tr>
+      <w:tr>
+        <w:tc>
+          <w:tcPr>
+            <w:tcW w:type="dxa" w:w="1701"/>
+            <w:shd w:fill="D6E4F0" w:val="clear"/>
+          </w:tcPr>
+          <w:p>
+            <w:pPr>
+              <w:spacing w:before="40" w:after="40"/>
+            </w:pPr>
+            <w:r>
+              <w:rPr>
+                <w:sz w:val="20"/>
+              </w:rPr>
+              <w:t>STAFF</w:t>
+            </w:r>
+          </w:p>
+        </w:tc>
+        <w:tc>
+          <w:tcPr>
+            <w:tcW w:type="dxa" w:w="6236"/>
+            <w:shd w:fill="D6E4F0" w:val="clear"/>
+          </w:tcPr>
+          <w:p>
+            <w:pPr>
+              <w:spacing w:before="40" w:after="40"/>
+            </w:pPr>
+            <w:r>
+              <w:rPr>
+                <w:sz w:val="20"/>
+              </w:rPr>
+              <w:t>Create, update, view, statistics, save and volunteer management (no delete, no account management)</w:t>
+            </w:r>
+          </w:p>
+        </w:tc>
+      </w:tr>
+      <w:tr>
+        <w:tc>
+          <w:tcPr>
+            <w:tcW w:type="dxa" w:w="1701"/>
+          </w:tcPr>
+          <w:p>
+            <w:pPr>
+              <w:spacing w:before="40" w:after="40"/>
+            </w:pPr>
+            <w:r>
+              <w:rPr>
+                <w:sz w:val="20"/>
+              </w:rPr>
+              <w:t>VIEWER</w:t>
+            </w:r>
+          </w:p>
+        </w:tc>
+        <w:tc>
+          <w:tcPr>
+            <w:tcW w:type="dxa" w:w="6236"/>
+          </w:tcPr>
+          <w:p>
+            <w:pPr>
+              <w:spacing w:before="40" w:after="40"/>
+            </w:pPr>
+            <w:r>
+              <w:rPr>
+                <w:sz w:val="20"/>
+              </w:rPr>
+              <w:t>View list and statistics only (read-only)</w:t>
+            </w:r>
+          </w:p>
+        </w:tc>
+      </w:tr>
+    </w:tbl>
+    <w:p>
+      <w:pPr>
+        <w:pStyle w:val="Heading3"/>
+      </w:pPr>
+      <w:r>
+        <w:t>10.3.3. Class – Account</w:t>
+      </w:r>
+    </w:p>
+    <w:p>
+      <w:r>
+        <w:t>File: Account.java | Lines of code: 70 lines</w:t>
+      </w:r>
+    </w:p>
+    <w:p>
+      <w:r>
+        <w:t>Inherits from Person (public class Account extends Person), reusing id as the username and name as the display name.</w:t>
+      </w:r>
+    </w:p>
+    <w:tbl>
+      <w:tblPr>
+        <w:tblStyle w:val="TableGrid"/>
+        <w:tblW w:type="auto" w:w="0"/>
+        <w:jc w:val="center"/>
+        <w:tblLook w:firstColumn="1" w:firstRow="1" w:lastColumn="0" w:lastRow="0" w:noHBand="0" w:noVBand="1" w:val="04A0"/>
+      </w:tblPr>
+      <w:tblGrid>
+        <w:gridCol w:w="4535"/>
+        <w:gridCol w:w="4535"/>
+      </w:tblGrid>
+      <w:tr>
+        <w:tc>
+          <w:tcPr>
+            <w:tcW w:type="dxa" w:w="2835"/>
+            <w:shd w:fill="2E74B5" w:val="clear"/>
+          </w:tcPr>
+          <w:p>
+            <w:pPr>
+              <w:jc w:val="center"/>
+            </w:pPr>
+            <w:r/>
+            <w:r>
+              <w:rPr>
+                <w:b/>
+                <w:color w:val="FFFFFF"/>
+                <w:sz w:val="20"/>
+              </w:rPr>
+              <w:t>Component</w:t>
+            </w:r>
+          </w:p>
+        </w:tc>
+        <w:tc>
+          <w:tcPr>
+            <w:tcW w:type="dxa" w:w="5102"/>
+            <w:shd w:fill="2E74B5" w:val="clear"/>
+          </w:tcPr>
+          <w:p>
+            <w:pPr>
+              <w:jc w:val="center"/>
+            </w:pPr>
+            <w:r/>
+            <w:r>
+              <w:rPr>
+                <w:b/>
+                <w:color w:val="FFFFFF"/>
+                <w:sz w:val="20"/>
+              </w:rPr>
+              <w:t>Description</w:t>
+            </w:r>
+          </w:p>
+        </w:tc>
+      </w:tr>
+      <w:tr>
+        <w:tc>
+          <w:tcPr>
+            <w:tcW w:type="dxa" w:w="2835"/>
+          </w:tcPr>
+          <w:p>
+            <w:pPr>
+              <w:spacing w:before="40" w:after="40"/>
+            </w:pPr>
+            <w:r>
+              <w:rPr>
+                <w:sz w:val="20"/>
+              </w:rPr>
+              <w:t>password (private)</w:t>
+            </w:r>
+          </w:p>
+        </w:tc>
+        <w:tc>
+          <w:tcPr>
+            <w:tcW w:type="dxa" w:w="5102"/>
+          </w:tcPr>
+          <w:p>
+            <w:pPr>
+              <w:spacing w:before="40" w:after="40"/>
+            </w:pPr>
+            <w:r>
+              <w:rPr>
+                <w:sz w:val="20"/>
+              </w:rPr>
+              <w:t>The password is fully encapsulated with NO getter to prevent leakage.</w:t>
+            </w:r>
+          </w:p>
+        </w:tc>
+      </w:tr>
+      <w:tr>
+        <w:tc>
+          <w:tcPr>
+            <w:tcW w:type="dxa" w:w="2835"/>
+            <w:shd w:fill="D6E4F0" w:val="clear"/>
+          </w:tcPr>
+          <w:p>
+            <w:pPr>
+              <w:spacing w:before="40" w:after="40"/>
+            </w:pPr>
+            <w:r>
+              <w:rPr>
+                <w:sz w:val="20"/>
+              </w:rPr>
+              <w:t>role (Role)</w:t>
+            </w:r>
+          </w:p>
+        </w:tc>
+        <w:tc>
+          <w:tcPr>
+            <w:tcW w:type="dxa" w:w="5102"/>
+            <w:shd w:fill="D6E4F0" w:val="clear"/>
+          </w:tcPr>
+          <w:p>
+            <w:pPr>
+              <w:spacing w:before="40" w:after="40"/>
+            </w:pPr>
+            <w:r>
+              <w:rPr>
+                <w:sz w:val="20"/>
+              </w:rPr>
+              <w:t>The role of the account.</w:t>
+            </w:r>
+          </w:p>
+        </w:tc>
+      </w:tr>
+      <w:tr>
+        <w:tc>
+          <w:tcPr>
+            <w:tcW w:type="dxa" w:w="2835"/>
+          </w:tcPr>
+          <w:p>
+            <w:pPr>
+              <w:spacing w:before="40" w:after="40"/>
+            </w:pPr>
+            <w:r>
+              <w:rPr>
+                <w:sz w:val="20"/>
+              </w:rPr>
+              <w:t>authenticate(pwd)</w:t>
+            </w:r>
+          </w:p>
+        </w:tc>
+        <w:tc>
+          <w:tcPr>
+            <w:tcW w:type="dxa" w:w="5102"/>
+          </w:tcPr>
+          <w:p>
+            <w:pPr>
+              <w:spacing w:before="40" w:after="40"/>
+            </w:pPr>
+            <w:r>
+              <w:rPr>
+                <w:sz w:val="20"/>
+              </w:rPr>
+              <w:t>The account validates the entered password itself (returns true/false).</w:t>
+            </w:r>
+          </w:p>
+        </w:tc>
+      </w:tr>
+      <w:tr>
+        <w:tc>
+          <w:tcPr>
+            <w:tcW w:type="dxa" w:w="2835"/>
+            <w:shd w:fill="D6E4F0" w:val="clear"/>
+          </w:tcPr>
+          <w:p>
+            <w:pPr>
+              <w:spacing w:before="40" w:after="40"/>
+            </w:pPr>
+            <w:r>
+              <w:rPr>
+                <w:sz w:val="20"/>
+              </w:rPr>
+              <w:t>can(Permission)</w:t>
+            </w:r>
+          </w:p>
+        </w:tc>
+        <w:tc>
+          <w:tcPr>
+            <w:tcW w:type="dxa" w:w="5102"/>
+            <w:shd w:fill="D6E4F0" w:val="clear"/>
+          </w:tcPr>
+          <w:p>
+            <w:pPr>
+              <w:spacing w:before="40" w:after="40"/>
+            </w:pPr>
+            <w:r>
+              <w:rPr>
+                <w:sz w:val="20"/>
+              </w:rPr>
+              <w:t>Delegates to Role for checking: role.has(permission).</w:t>
+            </w:r>
+          </w:p>
+        </w:tc>
+      </w:tr>
+      <w:tr>
+        <w:tc>
+          <w:tcPr>
+            <w:tcW w:type="dxa" w:w="2835"/>
+          </w:tcPr>
+          <w:p>
+            <w:pPr>
+              <w:spacing w:before="40" w:after="40"/>
+            </w:pPr>
+            <w:r>
+              <w:rPr>
+                <w:sz w:val="20"/>
+              </w:rPr>
+              <w:t>getDisplayInfo()</w:t>
+            </w:r>
+          </w:p>
+        </w:tc>
+        <w:tc>
+          <w:tcPr>
+            <w:tcW w:type="dxa" w:w="5102"/>
+          </w:tcPr>
+          <w:p>
+            <w:pPr>
+              <w:spacing w:before="40" w:after="40"/>
+            </w:pPr>
+            <w:r>
+              <w:rPr>
+                <w:sz w:val="20"/>
+              </w:rPr>
+              <w:t>Overridden from Person – displays username | name | role.</w:t>
+            </w:r>
+          </w:p>
+        </w:tc>
+      </w:tr>
+    </w:tbl>
+    <w:p>
+      <w:pPr>
+        <w:pStyle w:val="Heading3"/>
+      </w:pPr>
+      <w:r>
+        <w:t>10.3.4. Class – Accounts</w:t>
+      </w:r>
+    </w:p>
+    <w:p>
+      <w:r>
+        <w:t>File: Accounts.java | Lines of code: 128 lines</w:t>
+      </w:r>
+    </w:p>
+    <w:p>
+      <w:r>
+        <w:t>Inherits from ArrayList&lt;Account&gt;, manages the account list and saves/loads the accounts.dat file (Serialization). If the file is empty, the system automatically seeds 3 default accounts. It provides login(username, password) returning an Account if valid, plus searchByUsername, add, delete, and showAll.</w:t>
+      </w:r>
+    </w:p>
+    <w:p>
+      <w:pPr>
+        <w:pStyle w:val="Heading3"/>
+      </w:pPr>
+      <w:r>
+        <w:t>10.3.5. Class – MenuItem</w:t>
+      </w:r>
+    </w:p>
+    <w:p>
+      <w:r>
+        <w:t>File: MenuItem.java | Lines of code: 24 lines</w:t>
+      </w:r>
+    </w:p>
+    <w:p>
+      <w:r>
+        <w:t>Encapsulates a menu entry consisting of: a display label, a required Permission, and an action (Runnable). The method isAllowedFor(account) returns true when the entry requires no permission or the account has the matching permission – so the menu only shows entries the user is allowed to access.</w:t>
+      </w:r>
+    </w:p>
+    <w:p>
+      <w:pPr>
+        <w:pStyle w:val="Heading2"/>
+      </w:pPr>
+      <w:r>
+        <w:t>10.4. Modifications to Existing Classes</w:t>
+      </w:r>
+    </w:p>
+    <w:p>
+      <w:pPr>
+        <w:pStyle w:val="Heading3"/>
+      </w:pPr>
+      <w:r>
+        <w:t>10.4.1. Main (refactored – menu engine + login)</w:t>
+      </w:r>
+    </w:p>
+    <w:tbl>
+      <w:tblPr>
+        <w:tblStyle w:val="TableGrid"/>
+        <w:tblW w:type="auto" w:w="0"/>
+        <w:jc w:val="center"/>
+        <w:tblLook w:firstColumn="1" w:firstRow="1" w:lastColumn="0" w:lastRow="0" w:noHBand="0" w:noVBand="1" w:val="04A0"/>
+      </w:tblPr>
+      <w:tblGrid>
+        <w:gridCol w:w="4535"/>
+        <w:gridCol w:w="4535"/>
+      </w:tblGrid>
+      <w:tr>
+        <w:tc>
+          <w:tcPr>
+            <w:tcW w:type="dxa" w:w="3969"/>
+            <w:shd w:fill="2E74B5" w:val="clear"/>
+          </w:tcPr>
+          <w:p>
+            <w:pPr>
+              <w:jc w:val="center"/>
+            </w:pPr>
+            <w:r/>
+            <w:r>
+              <w:rPr>
+                <w:b/>
+                <w:color w:val="FFFFFF"/>
+                <w:sz w:val="20"/>
+              </w:rPr>
+              <w:t>Before (Old)</w:t>
+            </w:r>
+          </w:p>
+        </w:tc>
+        <w:tc>
+          <w:tcPr>
+            <w:tcW w:type="dxa" w:w="3969"/>
+            <w:shd w:fill="2E74B5" w:val="clear"/>
+          </w:tcPr>
+          <w:p>
+            <w:pPr>
+              <w:jc w:val="center"/>
+            </w:pPr>
+            <w:r/>
+            <w:r>
+              <w:rPr>
+                <w:b/>
+                <w:color w:val="FFFFFF"/>
+                <w:sz w:val="20"/>
+              </w:rPr>
+              <w:t>After (New)</w:t>
+            </w:r>
+          </w:p>
+        </w:tc>
+      </w:tr>
+      <w:tr>
+        <w:tc>
+          <w:tcPr>
+            <w:tcW w:type="dxa" w:w="3969"/>
+          </w:tcPr>
+          <w:p>
+            <w:pPr>
+              <w:spacing w:before="40" w:after="40"/>
+            </w:pPr>
+            <w:r>
+              <w:rPr>
+                <w:sz w:val="20"/>
+              </w:rPr>
+              <w:t>Enters the menu directly, no login</w:t>
+            </w:r>
+          </w:p>
+        </w:tc>
+        <w:tc>
+          <w:tcPr>
+            <w:tcW w:type="dxa" w:w="3969"/>
+          </w:tcPr>
+          <w:p>
+            <w:pPr>
+              <w:spacing w:before="40" w:after="40"/>
+            </w:pPr>
+            <w:r>
+              <w:rPr>
+                <w:sz w:val="20"/>
+              </w:rPr>
+              <w:t>Requires login() first, up to 3 attempts</w:t>
+            </w:r>
+          </w:p>
+        </w:tc>
+      </w:tr>
+      <w:tr>
+        <w:tc>
+          <w:tcPr>
+            <w:tcW w:type="dxa" w:w="3969"/>
+            <w:shd w:fill="D6E4F0" w:val="clear"/>
+          </w:tcPr>
+          <w:p>
+            <w:pPr>
+              <w:spacing w:before="40" w:after="40"/>
+            </w:pPr>
+            <w:r>
+              <w:rPr>
+                <w:sz w:val="20"/>
+              </w:rPr>
+              <w:t>Large switch-case (case 1..10)</w:t>
+            </w:r>
+          </w:p>
+        </w:tc>
+        <w:tc>
+          <w:tcPr>
+            <w:tcW w:type="dxa" w:w="3969"/>
+            <w:shd w:fill="D6E4F0" w:val="clear"/>
+          </w:tcPr>
+          <w:p>
+            <w:pPr>
+              <w:spacing w:before="40" w:after="40"/>
+            </w:pPr>
+            <w:r>
+              <w:rPr>
+                <w:sz w:val="20"/>
+              </w:rPr>
+              <w:t>runMenu() iterates a list of MenuItem, generating the menu dynamically</w:t>
+            </w:r>
+          </w:p>
+        </w:tc>
+      </w:tr>
+      <w:tr>
+        <w:tc>
+          <w:tcPr>
+            <w:tcW w:type="dxa" w:w="3969"/>
+          </w:tcPr>
+          <w:p>
+            <w:pPr>
+              <w:spacing w:before="40" w:after="40"/>
+            </w:pPr>
+            <w:r>
+              <w:rPr>
+                <w:sz w:val="20"/>
+              </w:rPr>
+              <w:t>Fixed menu for everyone</w:t>
+            </w:r>
+          </w:p>
+        </w:tc>
+        <w:tc>
+          <w:tcPr>
+            <w:tcW w:type="dxa" w:w="3969"/>
+          </w:tcPr>
+          <w:p>
+            <w:pPr>
+              <w:spacing w:before="40" w:after="40"/>
+            </w:pPr>
+            <w:r>
+              <w:rPr>
+                <w:sz w:val="20"/>
+              </w:rPr>
+              <w:t>Only shows entries the currentUser is permitted to use (visibleItems)</w:t>
+            </w:r>
+          </w:p>
+        </w:tc>
+      </w:tr>
+      <w:tr>
+        <w:tc>
+          <w:tcPr>
+            <w:tcW w:type="dxa" w:w="3969"/>
+            <w:shd w:fill="D6E4F0" w:val="clear"/>
+          </w:tcPr>
+          <w:p>
+            <w:pPr>
+              <w:spacing w:before="40" w:after="40"/>
+            </w:pPr>
+            <w:r>
+              <w:rPr>
+                <w:sz w:val="20"/>
+              </w:rPr>
+              <w:t>No account management</w:t>
+            </w:r>
+          </w:p>
+        </w:tc>
+        <w:tc>
+          <w:tcPr>
+            <w:tcW w:type="dxa" w:w="3969"/>
+            <w:shd w:fill="D6E4F0" w:val="clear"/>
+          </w:tcPr>
+          <w:p>
+            <w:pPr>
+              <w:spacing w:before="40" w:after="40"/>
+            </w:pPr>
+            <w:r>
+              <w:rPr>
+                <w:sz w:val="20"/>
+              </w:rPr>
+              <w:t>Added Account Management menu (ADMIN)</w:t>
+            </w:r>
+          </w:p>
+        </w:tc>
+      </w:tr>
+    </w:tbl>
+    <w:p>
+      <w:pPr>
+        <w:jc w:val="center"/>
+      </w:pPr>
+      <w:r>
+        <w:rPr>
+          <w:b/>
+          <w:color w:val="FF0000"/>
+          <w:sz w:val="24"/>
+        </w:rPr>
+        <w:br/>
+        <w:t>[INSERT IMAGE: Screenshot of the LOGIN screen]</w:t>
+        <w:br/>
+      </w:r>
+    </w:p>
+    <w:p>
+      <w:pPr>
+        <w:jc w:val="center"/>
+      </w:pPr>
+      <w:r>
+        <w:rPr>
+          <w:i/>
+          <w:color w:val="808080"/>
+          <w:sz w:val="20"/>
+        </w:rPr>
+        <w:t>(Please insert image: Screenshot of the LOGIN screen)</w:t>
+      </w:r>
+    </w:p>
+    <w:p>
+      <w:pPr>
+        <w:pStyle w:val="Heading3"/>
+      </w:pPr>
+      <w:r>
+        <w:t>10.4.2. Acceptable (updated)</w:t>
+      </w:r>
+    </w:p>
+    <w:tbl>
+      <w:tblPr>
+        <w:tblStyle w:val="TableGrid"/>
+        <w:tblW w:type="auto" w:w="0"/>
+        <w:jc w:val="center"/>
+        <w:tblLook w:firstColumn="1" w:firstRow="1" w:lastColumn="0" w:lastRow="0" w:noHBand="0" w:noVBand="1" w:val="04A0"/>
+      </w:tblPr>
+      <w:tblGrid>
+        <w:gridCol w:w="4535"/>
+        <w:gridCol w:w="4535"/>
+      </w:tblGrid>
+      <w:tr>
+        <w:tc>
+          <w:tcPr>
+            <w:tcW w:type="dxa" w:w="2835"/>
+            <w:shd w:fill="2E74B5" w:val="clear"/>
+          </w:tcPr>
+          <w:p>
+            <w:pPr>
+              <w:jc w:val="center"/>
+            </w:pPr>
+            <w:r/>
+            <w:r>
+              <w:rPr>
+                <w:b/>
+                <w:color w:val="FFFFFF"/>
+                <w:sz w:val="20"/>
+              </w:rPr>
+              <w:t>Pattern</w:t>
+            </w:r>
+          </w:p>
+        </w:tc>
+        <w:tc>
+          <w:tcPr>
+            <w:tcW w:type="dxa" w:w="5102"/>
+            <w:shd w:fill="2E74B5" w:val="clear"/>
+          </w:tcPr>
+          <w:p>
+            <w:pPr>
+              <w:jc w:val="center"/>
+            </w:pPr>
+            <w:r/>
+            <w:r>
+              <w:rPr>
+                <w:b/>
+                <w:color w:val="FFFFFF"/>
+                <w:sz w:val="20"/>
+              </w:rPr>
+              <w:t>Explanation</w:t>
+            </w:r>
+          </w:p>
+        </w:tc>
+      </w:tr>
+      <w:tr>
+        <w:tc>
+          <w:tcPr>
+            <w:tcW w:type="dxa" w:w="2835"/>
+          </w:tcPr>
+          <w:p>
+            <w:pPr>
+              <w:spacing w:before="40" w:after="40"/>
+            </w:pPr>
+            <w:r>
+              <w:rPr>
+                <w:sz w:val="20"/>
+              </w:rPr>
+              <w:t>USERNAME_VALID</w:t>
+            </w:r>
+          </w:p>
+        </w:tc>
+        <w:tc>
+          <w:tcPr>
+            <w:tcW w:type="dxa" w:w="5102"/>
+          </w:tcPr>
+          <w:p>
+            <w:pPr>
+              <w:spacing w:before="40" w:after="40"/>
+            </w:pPr>
+            <w:r>
+              <w:rPr>
+                <w:sz w:val="20"/>
+              </w:rPr>
+              <w:t>3–20 characters consisting of letters, digits, or underscore</w:t>
+            </w:r>
+          </w:p>
+        </w:tc>
+      </w:tr>
+      <w:tr>
+        <w:tc>
+          <w:tcPr>
+            <w:tcW w:type="dxa" w:w="2835"/>
+            <w:shd w:fill="D6E4F0" w:val="clear"/>
+          </w:tcPr>
+          <w:p>
+            <w:pPr>
+              <w:spacing w:before="40" w:after="40"/>
+            </w:pPr>
+            <w:r>
+              <w:rPr>
+                <w:sz w:val="20"/>
+              </w:rPr>
+              <w:t>PASSWORD_VALID</w:t>
+            </w:r>
+          </w:p>
+        </w:tc>
+        <w:tc>
+          <w:tcPr>
+            <w:tcW w:type="dxa" w:w="5102"/>
+            <w:shd w:fill="D6E4F0" w:val="clear"/>
+          </w:tcPr>
+          <w:p>
+            <w:pPr>
+              <w:spacing w:before="40" w:after="40"/>
+            </w:pPr>
+            <w:r>
+              <w:rPr>
+                <w:sz w:val="20"/>
+              </w:rPr>
+              <w:t>6–20 characters, no whitespace</w:t>
+            </w:r>
+          </w:p>
+        </w:tc>
+      </w:tr>
+    </w:tbl>
+    <w:p>
+      <w:pPr>
+        <w:pStyle w:val="Heading2"/>
+      </w:pPr>
+      <w:r>
+        <w:t>10.5. Permission Matrix (Role × Permission)</w:t>
+      </w:r>
+    </w:p>
+    <w:p>
+      <w:r>
+        <w:t>The table below summarizes the permissions of each role (Yes = allowed, No = not allowed):</w:t>
+      </w:r>
+    </w:p>
+    <w:tbl>
+      <w:tblPr>
+        <w:tblStyle w:val="TableGrid"/>
+        <w:tblW w:type="auto" w:w="0"/>
+        <w:jc w:val="center"/>
+        <w:tblLook w:firstColumn="1" w:firstRow="1" w:lastColumn="0" w:lastRow="0" w:noHBand="0" w:noVBand="1" w:val="04A0"/>
+      </w:tblPr>
+      <w:tblGrid>
+        <w:gridCol w:w="2268"/>
+        <w:gridCol w:w="2268"/>
+        <w:gridCol w:w="2268"/>
+        <w:gridCol w:w="2268"/>
+      </w:tblGrid>
+      <w:tr>
+        <w:tc>
+          <w:tcPr>
+            <w:tcW w:type="dxa" w:w="3969"/>
+            <w:shd w:fill="2E74B5" w:val="clear"/>
+          </w:tcPr>
+          <w:p>
+            <w:pPr>
+              <w:jc w:val="center"/>
+            </w:pPr>
+            <w:r/>
+            <w:r>
+              <w:rPr>
+                <w:b/>
+                <w:color w:val="FFFFFF"/>
+                <w:sz w:val="20"/>
+              </w:rPr>
+              <w:t>Function</w:t>
+            </w:r>
+          </w:p>
+        </w:tc>
+        <w:tc>
+          <w:tcPr>
+            <w:tcW w:type="dxa" w:w="1304"/>
+            <w:shd w:fill="2E74B5" w:val="clear"/>
+          </w:tcPr>
+          <w:p>
+            <w:pPr>
+              <w:jc w:val="center"/>
+            </w:pPr>
+            <w:r/>
+            <w:r>
+              <w:rPr>
+                <w:b/>
+                <w:color w:val="FFFFFF"/>
+                <w:sz w:val="20"/>
+              </w:rPr>
+              <w:t>ADMIN</w:t>
+            </w:r>
+          </w:p>
+        </w:tc>
+        <w:tc>
+          <w:tcPr>
+            <w:tcW w:type="dxa" w:w="1304"/>
+            <w:shd w:fill="2E74B5" w:val="clear"/>
+          </w:tcPr>
+          <w:p>
+            <w:pPr>
+              <w:jc w:val="center"/>
+            </w:pPr>
+            <w:r/>
+            <w:r>
+              <w:rPr>
+                <w:b/>
+                <w:color w:val="FFFFFF"/>
+                <w:sz w:val="20"/>
+              </w:rPr>
+              <w:t>STAFF</w:t>
+            </w:r>
+          </w:p>
+        </w:tc>
+        <w:tc>
+          <w:tcPr>
+            <w:tcW w:type="dxa" w:w="1304"/>
+            <w:shd w:fill="2E74B5" w:val="clear"/>
+          </w:tcPr>
+          <w:p>
+            <w:pPr>
+              <w:jc w:val="center"/>
+            </w:pPr>
+            <w:r/>
+            <w:r>
+              <w:rPr>
+                <w:b/>
+                <w:color w:val="FFFFFF"/>
+                <w:sz w:val="20"/>
+              </w:rPr>
+              <w:t>VIEWER</w:t>
+            </w:r>
+          </w:p>
+        </w:tc>
+      </w:tr>
+      <w:tr>
+        <w:tc>
+          <w:tcPr>
+            <w:tcW w:type="dxa" w:w="3969"/>
+          </w:tcPr>
+          <w:p>
+            <w:pPr>
+              <w:spacing w:before="40" w:after="40"/>
+            </w:pPr>
+            <w:r>
+              <w:rPr>
+                <w:sz w:val="20"/>
+              </w:rPr>
+              <w:t>New Registration</w:t>
+            </w:r>
+          </w:p>
+        </w:tc>
+        <w:tc>
+          <w:tcPr>
+            <w:tcW w:type="dxa" w:w="1304"/>
+          </w:tcPr>
+          <w:p>
+            <w:pPr>
+              <w:spacing w:before="40" w:after="40"/>
+            </w:pPr>
+            <w:r>
+              <w:rPr>
+                <w:sz w:val="20"/>
+              </w:rPr>
+              <w:t>Yes</w:t>
+            </w:r>
+          </w:p>
+        </w:tc>
+        <w:tc>
+          <w:tcPr>
+            <w:tcW w:type="dxa" w:w="1304"/>
+          </w:tcPr>
+          <w:p>
+            <w:pPr>
+              <w:spacing w:before="40" w:after="40"/>
+            </w:pPr>
+            <w:r>
+              <w:rPr>
+                <w:sz w:val="20"/>
+              </w:rPr>
+              <w:t>Yes</w:t>
+            </w:r>
+          </w:p>
+        </w:tc>
+        <w:tc>
+          <w:tcPr>
+            <w:tcW w:type="dxa" w:w="1304"/>
+          </w:tcPr>
+          <w:p>
+            <w:pPr>
+              <w:spacing w:before="40" w:after="40"/>
+            </w:pPr>
+            <w:r>
+              <w:rPr>
+                <w:sz w:val="20"/>
+              </w:rPr>
+              <w:t>No</w:t>
+            </w:r>
+          </w:p>
+        </w:tc>
+      </w:tr>
+      <w:tr>
+        <w:tc>
+          <w:tcPr>
+            <w:tcW w:type="dxa" w:w="3969"/>
+            <w:shd w:fill="D6E4F0" w:val="clear"/>
+          </w:tcPr>
+          <w:p>
+            <w:pPr>
+              <w:spacing w:before="40" w:after="40"/>
+            </w:pPr>
+            <w:r>
+              <w:rPr>
+                <w:sz w:val="20"/>
+              </w:rPr>
+              <w:t>Update Registration</w:t>
+            </w:r>
+          </w:p>
+        </w:tc>
+        <w:tc>
+          <w:tcPr>
+            <w:tcW w:type="dxa" w:w="1304"/>
+            <w:shd w:fill="D6E4F0" w:val="clear"/>
+          </w:tcPr>
+          <w:p>
+            <w:pPr>
+              <w:spacing w:before="40" w:after="40"/>
+            </w:pPr>
+            <w:r>
+              <w:rPr>
+                <w:sz w:val="20"/>
+              </w:rPr>
+              <w:t>Yes</w:t>
+            </w:r>
+          </w:p>
+        </w:tc>
+        <w:tc>
+          <w:tcPr>
+            <w:tcW w:type="dxa" w:w="1304"/>
+            <w:shd w:fill="D6E4F0" w:val="clear"/>
+          </w:tcPr>
+          <w:p>
+            <w:pPr>
+              <w:spacing w:before="40" w:after="40"/>
+            </w:pPr>
+            <w:r>
+              <w:rPr>
+                <w:sz w:val="20"/>
+              </w:rPr>
+              <w:t>Yes</w:t>
+            </w:r>
+          </w:p>
+        </w:tc>
+        <w:tc>
+          <w:tcPr>
+            <w:tcW w:type="dxa" w:w="1304"/>
+            <w:shd w:fill="D6E4F0" w:val="clear"/>
+          </w:tcPr>
+          <w:p>
+            <w:pPr>
+              <w:spacing w:before="40" w:after="40"/>
+            </w:pPr>
+            <w:r>
+              <w:rPr>
+                <w:sz w:val="20"/>
+              </w:rPr>
+              <w:t>No</w:t>
+            </w:r>
+          </w:p>
+        </w:tc>
+      </w:tr>
+      <w:tr>
+        <w:tc>
+          <w:tcPr>
+            <w:tcW w:type="dxa" w:w="3969"/>
+          </w:tcPr>
+          <w:p>
+            <w:pPr>
+              <w:spacing w:before="40" w:after="40"/>
+            </w:pPr>
+            <w:r>
+              <w:rPr>
+                <w:sz w:val="20"/>
+              </w:rPr>
+              <w:t>View / Search / Filter</w:t>
+            </w:r>
+          </w:p>
+        </w:tc>
+        <w:tc>
+          <w:tcPr>
+            <w:tcW w:type="dxa" w:w="1304"/>
+          </w:tcPr>
+          <w:p>
+            <w:pPr>
+              <w:spacing w:before="40" w:after="40"/>
+            </w:pPr>
+            <w:r>
+              <w:rPr>
+                <w:sz w:val="20"/>
+              </w:rPr>
+              <w:t>Yes</w:t>
+            </w:r>
+          </w:p>
+        </w:tc>
+        <w:tc>
+          <w:tcPr>
+            <w:tcW w:type="dxa" w:w="1304"/>
+          </w:tcPr>
+          <w:p>
+            <w:pPr>
+              <w:spacing w:before="40" w:after="40"/>
+            </w:pPr>
+            <w:r>
+              <w:rPr>
+                <w:sz w:val="20"/>
+              </w:rPr>
+              <w:t>Yes</w:t>
+            </w:r>
+          </w:p>
+        </w:tc>
+        <w:tc>
+          <w:tcPr>
+            <w:tcW w:type="dxa" w:w="1304"/>
+          </w:tcPr>
+          <w:p>
+            <w:pPr>
+              <w:spacing w:before="40" w:after="40"/>
+            </w:pPr>
+            <w:r>
+              <w:rPr>
+                <w:sz w:val="20"/>
+              </w:rPr>
+              <w:t>Yes</w:t>
+            </w:r>
+          </w:p>
+        </w:tc>
+      </w:tr>
+      <w:tr>
+        <w:tc>
+          <w:tcPr>
+            <w:tcW w:type="dxa" w:w="3969"/>
+            <w:shd w:fill="D6E4F0" w:val="clear"/>
+          </w:tcPr>
+          <w:p>
+            <w:pPr>
+              <w:spacing w:before="40" w:after="40"/>
+            </w:pPr>
+            <w:r>
+              <w:rPr>
+                <w:sz w:val="20"/>
+              </w:rPr>
+              <w:t>Delete Registration</w:t>
+            </w:r>
+          </w:p>
+        </w:tc>
+        <w:tc>
+          <w:tcPr>
+            <w:tcW w:type="dxa" w:w="1304"/>
+            <w:shd w:fill="D6E4F0" w:val="clear"/>
+          </w:tcPr>
+          <w:p>
+            <w:pPr>
+              <w:spacing w:before="40" w:after="40"/>
+            </w:pPr>
+            <w:r>
+              <w:rPr>
+                <w:sz w:val="20"/>
+              </w:rPr>
+              <w:t>Yes</w:t>
+            </w:r>
+          </w:p>
+        </w:tc>
+        <w:tc>
+          <w:tcPr>
+            <w:tcW w:type="dxa" w:w="1304"/>
+            <w:shd w:fill="D6E4F0" w:val="clear"/>
+          </w:tcPr>
+          <w:p>
+            <w:pPr>
+              <w:spacing w:before="40" w:after="40"/>
+            </w:pPr>
+            <w:r>
+              <w:rPr>
+                <w:sz w:val="20"/>
+              </w:rPr>
+              <w:t>No</w:t>
+            </w:r>
+          </w:p>
+        </w:tc>
+        <w:tc>
+          <w:tcPr>
+            <w:tcW w:type="dxa" w:w="1304"/>
+            <w:shd w:fill="D6E4F0" w:val="clear"/>
+          </w:tcPr>
+          <w:p>
+            <w:pPr>
+              <w:spacing w:before="40" w:after="40"/>
+            </w:pPr>
+            <w:r>
+              <w:rPr>
+                <w:sz w:val="20"/>
+              </w:rPr>
+              <w:t>No</w:t>
+            </w:r>
+          </w:p>
+        </w:tc>
+      </w:tr>
+      <w:tr>
+        <w:tc>
+          <w:tcPr>
+            <w:tcW w:type="dxa" w:w="3969"/>
+          </w:tcPr>
+          <w:p>
+            <w:pPr>
+              <w:spacing w:before="40" w:after="40"/>
+            </w:pPr>
+            <w:r>
+              <w:rPr>
+                <w:sz w:val="20"/>
+              </w:rPr>
+              <w:t>Statistics</w:t>
+            </w:r>
+          </w:p>
+        </w:tc>
+        <w:tc>
+          <w:tcPr>
+            <w:tcW w:type="dxa" w:w="1304"/>
+          </w:tcPr>
+          <w:p>
+            <w:pPr>
+              <w:spacing w:before="40" w:after="40"/>
+            </w:pPr>
+            <w:r>
+              <w:rPr>
+                <w:sz w:val="20"/>
+              </w:rPr>
+              <w:t>Yes</w:t>
+            </w:r>
+          </w:p>
+        </w:tc>
+        <w:tc>
+          <w:tcPr>
+            <w:tcW w:type="dxa" w:w="1304"/>
+          </w:tcPr>
+          <w:p>
+            <w:pPr>
+              <w:spacing w:before="40" w:after="40"/>
+            </w:pPr>
+            <w:r>
+              <w:rPr>
+                <w:sz w:val="20"/>
+              </w:rPr>
+              <w:t>Yes</w:t>
+            </w:r>
+          </w:p>
+        </w:tc>
+        <w:tc>
+          <w:tcPr>
+            <w:tcW w:type="dxa" w:w="1304"/>
+          </w:tcPr>
+          <w:p>
+            <w:pPr>
+              <w:spacing w:before="40" w:after="40"/>
+            </w:pPr>
+            <w:r>
+              <w:rPr>
+                <w:sz w:val="20"/>
+              </w:rPr>
+              <w:t>Yes</w:t>
+            </w:r>
+          </w:p>
+        </w:tc>
+      </w:tr>
+      <w:tr>
+        <w:tc>
+          <w:tcPr>
+            <w:tcW w:type="dxa" w:w="3969"/>
+            <w:shd w:fill="D6E4F0" w:val="clear"/>
+          </w:tcPr>
+          <w:p>
+            <w:pPr>
+              <w:spacing w:before="40" w:after="40"/>
+            </w:pPr>
+            <w:r>
+              <w:rPr>
+                <w:sz w:val="20"/>
+              </w:rPr>
+              <w:t>Save Data</w:t>
+            </w:r>
+          </w:p>
+        </w:tc>
+        <w:tc>
+          <w:tcPr>
+            <w:tcW w:type="dxa" w:w="1304"/>
+            <w:shd w:fill="D6E4F0" w:val="clear"/>
+          </w:tcPr>
+          <w:p>
+            <w:pPr>
+              <w:spacing w:before="40" w:after="40"/>
+            </w:pPr>
+            <w:r>
+              <w:rPr>
+                <w:sz w:val="20"/>
+              </w:rPr>
+              <w:t>Yes</w:t>
+            </w:r>
+          </w:p>
+        </w:tc>
+        <w:tc>
+          <w:tcPr>
+            <w:tcW w:type="dxa" w:w="1304"/>
+            <w:shd w:fill="D6E4F0" w:val="clear"/>
+          </w:tcPr>
+          <w:p>
+            <w:pPr>
+              <w:spacing w:before="40" w:after="40"/>
+            </w:pPr>
+            <w:r>
+              <w:rPr>
+                <w:sz w:val="20"/>
+              </w:rPr>
+              <w:t>Yes</w:t>
+            </w:r>
+          </w:p>
+        </w:tc>
+        <w:tc>
+          <w:tcPr>
+            <w:tcW w:type="dxa" w:w="1304"/>
+            <w:shd w:fill="D6E4F0" w:val="clear"/>
+          </w:tcPr>
+          <w:p>
+            <w:pPr>
+              <w:spacing w:before="40" w:after="40"/>
+            </w:pPr>
+            <w:r>
+              <w:rPr>
+                <w:sz w:val="20"/>
+              </w:rPr>
+              <w:t>No</w:t>
+            </w:r>
+          </w:p>
+        </w:tc>
+      </w:tr>
+      <w:tr>
+        <w:tc>
+          <w:tcPr>
+            <w:tcW w:type="dxa" w:w="3969"/>
+          </w:tcPr>
+          <w:p>
+            <w:pPr>
+              <w:spacing w:before="40" w:after="40"/>
+            </w:pPr>
+            <w:r>
+              <w:rPr>
+                <w:sz w:val="20"/>
+              </w:rPr>
+              <w:t>Volunteer Management</w:t>
+            </w:r>
+          </w:p>
+        </w:tc>
+        <w:tc>
+          <w:tcPr>
+            <w:tcW w:type="dxa" w:w="1304"/>
+          </w:tcPr>
+          <w:p>
+            <w:pPr>
+              <w:spacing w:before="40" w:after="40"/>
+            </w:pPr>
+            <w:r>
+              <w:rPr>
+                <w:sz w:val="20"/>
+              </w:rPr>
+              <w:t>Yes</w:t>
+            </w:r>
+          </w:p>
+        </w:tc>
+        <w:tc>
+          <w:tcPr>
+            <w:tcW w:type="dxa" w:w="1304"/>
+          </w:tcPr>
+          <w:p>
+            <w:pPr>
+              <w:spacing w:before="40" w:after="40"/>
+            </w:pPr>
+            <w:r>
+              <w:rPr>
+                <w:sz w:val="20"/>
+              </w:rPr>
+              <w:t>Yes</w:t>
+            </w:r>
+          </w:p>
+        </w:tc>
+        <w:tc>
+          <w:tcPr>
+            <w:tcW w:type="dxa" w:w="1304"/>
+          </w:tcPr>
+          <w:p>
+            <w:pPr>
+              <w:spacing w:before="40" w:after="40"/>
+            </w:pPr>
+            <w:r>
+              <w:rPr>
+                <w:sz w:val="20"/>
+              </w:rPr>
+              <w:t>No</w:t>
+            </w:r>
+          </w:p>
+        </w:tc>
+      </w:tr>
+      <w:tr>
+        <w:tc>
+          <w:tcPr>
+            <w:tcW w:type="dxa" w:w="3969"/>
+            <w:shd w:fill="D6E4F0" w:val="clear"/>
+          </w:tcPr>
+          <w:p>
+            <w:pPr>
+              <w:spacing w:before="40" w:after="40"/>
+            </w:pPr>
+            <w:r>
+              <w:rPr>
+                <w:sz w:val="20"/>
+              </w:rPr>
+              <w:t>Account Management</w:t>
+            </w:r>
+          </w:p>
+        </w:tc>
+        <w:tc>
+          <w:tcPr>
+            <w:tcW w:type="dxa" w:w="1304"/>
+            <w:shd w:fill="D6E4F0" w:val="clear"/>
+          </w:tcPr>
+          <w:p>
+            <w:pPr>
+              <w:spacing w:before="40" w:after="40"/>
+            </w:pPr>
+            <w:r>
+              <w:rPr>
+                <w:sz w:val="20"/>
+              </w:rPr>
+              <w:t>Yes</w:t>
+            </w:r>
+          </w:p>
+        </w:tc>
+        <w:tc>
+          <w:tcPr>
+            <w:tcW w:type="dxa" w:w="1304"/>
+            <w:shd w:fill="D6E4F0" w:val="clear"/>
+          </w:tcPr>
+          <w:p>
+            <w:pPr>
+              <w:spacing w:before="40" w:after="40"/>
+            </w:pPr>
+            <w:r>
+              <w:rPr>
+                <w:sz w:val="20"/>
+              </w:rPr>
+              <w:t>No</w:t>
+            </w:r>
+          </w:p>
+        </w:tc>
+        <w:tc>
+          <w:tcPr>
+            <w:tcW w:type="dxa" w:w="1304"/>
+            <w:shd w:fill="D6E4F0" w:val="clear"/>
+          </w:tcPr>
+          <w:p>
+            <w:pPr>
+              <w:spacing w:before="40" w:after="40"/>
+            </w:pPr>
+            <w:r>
+              <w:rPr>
+                <w:sz w:val="20"/>
+              </w:rPr>
+              <w:t>No</w:t>
+            </w:r>
+          </w:p>
+        </w:tc>
+      </w:tr>
+    </w:tbl>
+    <w:p>
+      <w:pPr>
+        <w:pStyle w:val="Heading2"/>
+      </w:pPr>
+      <w:r>
+        <w:t>10.6. Default Accounts</w:t>
+      </w:r>
+    </w:p>
+    <w:p>
+      <w:r>
+        <w:t>On the first run (when accounts.dat does not yet exist), the system creates 3 default accounts to demonstrate authorization:</w:t>
+      </w:r>
+    </w:p>
+    <w:tbl>
+      <w:tblPr>
+        <w:tblStyle w:val="TableGrid"/>
+        <w:tblW w:type="auto" w:w="0"/>
+        <w:jc w:val="center"/>
+        <w:tblLook w:firstColumn="1" w:firstRow="1" w:lastColumn="0" w:lastRow="0" w:noHBand="0" w:noVBand="1" w:val="04A0"/>
+      </w:tblPr>
+      <w:tblGrid>
+        <w:gridCol w:w="3024"/>
+        <w:gridCol w:w="3024"/>
+        <w:gridCol w:w="3024"/>
+      </w:tblGrid>
+      <w:tr>
+        <w:tc>
+          <w:tcPr>
+            <w:tcW w:type="dxa" w:w="2268"/>
+            <w:shd w:fill="2E74B5" w:val="clear"/>
+          </w:tcPr>
+          <w:p>
+            <w:pPr>
+              <w:jc w:val="center"/>
+            </w:pPr>
+            <w:r/>
+            <w:r>
+              <w:rPr>
+                <w:b/>
+                <w:color w:val="FFFFFF"/>
+                <w:sz w:val="20"/>
+              </w:rPr>
+              <w:t>Username</w:t>
+            </w:r>
+          </w:p>
+        </w:tc>
+        <w:tc>
+          <w:tcPr>
+            <w:tcW w:type="dxa" w:w="2268"/>
+            <w:shd w:fill="2E74B5" w:val="clear"/>
+          </w:tcPr>
+          <w:p>
+            <w:pPr>
+              <w:jc w:val="center"/>
+            </w:pPr>
+            <w:r/>
+            <w:r>
+              <w:rPr>
+                <w:b/>
+                <w:color w:val="FFFFFF"/>
+                <w:sz w:val="20"/>
+              </w:rPr>
+              <w:t>Password</w:t>
+            </w:r>
+          </w:p>
+        </w:tc>
+        <w:tc>
+          <w:tcPr>
+            <w:tcW w:type="dxa" w:w="2268"/>
+            <w:shd w:fill="2E74B5" w:val="clear"/>
+          </w:tcPr>
+          <w:p>
+            <w:pPr>
+              <w:jc w:val="center"/>
+            </w:pPr>
+            <w:r/>
+            <w:r>
+              <w:rPr>
+                <w:b/>
+                <w:color w:val="FFFFFF"/>
+                <w:sz w:val="20"/>
+              </w:rPr>
+              <w:t>Role</w:t>
+            </w:r>
+          </w:p>
+        </w:tc>
+      </w:tr>
+      <w:tr>
+        <w:tc>
+          <w:tcPr>
+            <w:tcW w:type="dxa" w:w="2268"/>
+          </w:tcPr>
+          <w:p>
+            <w:pPr>
+              <w:spacing w:before="40" w:after="40"/>
+            </w:pPr>
+            <w:r>
+              <w:rPr>
+                <w:sz w:val="20"/>
+              </w:rPr>
+              <w:t>admin</w:t>
+            </w:r>
+          </w:p>
+        </w:tc>
+        <w:tc>
+          <w:tcPr>
+            <w:tcW w:type="dxa" w:w="2268"/>
+          </w:tcPr>
+          <w:p>
+            <w:pPr>
+              <w:spacing w:before="40" w:after="40"/>
+            </w:pPr>
+            <w:r>
+              <w:rPr>
+                <w:sz w:val="20"/>
+              </w:rPr>
+              <w:t>123456</w:t>
+            </w:r>
+          </w:p>
+        </w:tc>
+        <w:tc>
+          <w:tcPr>
+            <w:tcW w:type="dxa" w:w="2268"/>
+          </w:tcPr>
+          <w:p>
+            <w:pPr>
+              <w:spacing w:before="40" w:after="40"/>
+            </w:pPr>
+            <w:r>
+              <w:rPr>
+                <w:sz w:val="20"/>
+              </w:rPr>
+              <w:t>ADMIN</w:t>
+            </w:r>
+          </w:p>
+        </w:tc>
+      </w:tr>
+      <w:tr>
+        <w:tc>
+          <w:tcPr>
+            <w:tcW w:type="dxa" w:w="2268"/>
+            <w:shd w:fill="D6E4F0" w:val="clear"/>
+          </w:tcPr>
+          <w:p>
+            <w:pPr>
+              <w:spacing w:before="40" w:after="40"/>
+            </w:pPr>
+            <w:r>
+              <w:rPr>
+                <w:sz w:val="20"/>
+              </w:rPr>
+              <w:t>staff</w:t>
+            </w:r>
+          </w:p>
+        </w:tc>
+        <w:tc>
+          <w:tcPr>
+            <w:tcW w:type="dxa" w:w="2268"/>
+            <w:shd w:fill="D6E4F0" w:val="clear"/>
+          </w:tcPr>
+          <w:p>
+            <w:pPr>
+              <w:spacing w:before="40" w:after="40"/>
+            </w:pPr>
+            <w:r>
+              <w:rPr>
+                <w:sz w:val="20"/>
+              </w:rPr>
+              <w:t>123456</w:t>
+            </w:r>
+          </w:p>
+        </w:tc>
+        <w:tc>
+          <w:tcPr>
+            <w:tcW w:type="dxa" w:w="2268"/>
+            <w:shd w:fill="D6E4F0" w:val="clear"/>
+          </w:tcPr>
+          <w:p>
+            <w:pPr>
+              <w:spacing w:before="40" w:after="40"/>
+            </w:pPr>
+            <w:r>
+              <w:rPr>
+                <w:sz w:val="20"/>
+              </w:rPr>
+              <w:t>STAFF</w:t>
+            </w:r>
+          </w:p>
+        </w:tc>
+      </w:tr>
+      <w:tr>
+        <w:tc>
+          <w:tcPr>
+            <w:tcW w:type="dxa" w:w="2268"/>
+          </w:tcPr>
+          <w:p>
+            <w:pPr>
+              <w:spacing w:before="40" w:after="40"/>
+            </w:pPr>
+            <w:r>
+              <w:rPr>
+                <w:sz w:val="20"/>
+              </w:rPr>
+              <w:t>viewer</w:t>
+            </w:r>
+          </w:p>
+        </w:tc>
+        <w:tc>
+          <w:tcPr>
+            <w:tcW w:type="dxa" w:w="2268"/>
+          </w:tcPr>
+          <w:p>
+            <w:pPr>
+              <w:spacing w:before="40" w:after="40"/>
+            </w:pPr>
+            <w:r>
+              <w:rPr>
+                <w:sz w:val="20"/>
+              </w:rPr>
+              <w:t>123456</w:t>
+            </w:r>
+          </w:p>
+        </w:tc>
+        <w:tc>
+          <w:tcPr>
+            <w:tcW w:type="dxa" w:w="2268"/>
+          </w:tcPr>
+          <w:p>
+            <w:pPr>
+              <w:spacing w:before="40" w:after="40"/>
+            </w:pPr>
+            <w:r>
+              <w:rPr>
+                <w:sz w:val="20"/>
+              </w:rPr>
+              <w:t>VIEWER</w:t>
+            </w:r>
+          </w:p>
+        </w:tc>
+      </w:tr>
+    </w:tbl>
+    <w:p>
+      <w:pPr>
+        <w:pStyle w:val="Heading2"/>
+      </w:pPr>
+      <w:r>
+        <w:t>10.7. Authorization Feature Demonstrations</w:t>
+      </w:r>
+    </w:p>
+    <w:p>
+      <w:pPr>
+        <w:pStyle w:val="Heading3"/>
+      </w:pPr>
+      <w:r>
+        <w:t>10.7.1. Login</w:t>
+      </w:r>
+    </w:p>
+    <w:p>
+      <w:pPr>
+        <w:jc w:val="center"/>
+      </w:pPr>
+      <w:r>
+        <w:rPr>
+          <w:b/>
+          <w:color w:val="FF0000"/>
+          <w:sz w:val="24"/>
+        </w:rPr>
+        <w:br/>
+        <w:t>[INSERT IMAGE: Screenshot of a successful login with the admin account]</w:t>
+        <w:br/>
+      </w:r>
+    </w:p>
+    <w:p>
+      <w:pPr>
+        <w:jc w:val="center"/>
+      </w:pPr>
+      <w:r>
+        <w:rPr>
+          <w:i/>
+          <w:color w:val="808080"/>
+          <w:sz w:val="20"/>
+        </w:rPr>
+        <w:t>(Please insert image: Screenshot of a successful login with the admin account)</w:t>
+      </w:r>
+    </w:p>
+    <w:p>
+      <w:pPr>
+        <w:jc w:val="center"/>
+      </w:pPr>
+      <w:r>
+        <w:rPr>
+          <w:b/>
+          <w:color w:val="FF0000"/>
+          <w:sz w:val="24"/>
+        </w:rPr>
+        <w:br/>
+        <w:t>[INSERT IMAGE: Screenshot of a wrong password – showing the remaining attempts]</w:t>
+        <w:br/>
+      </w:r>
+    </w:p>
+    <w:p>
+      <w:pPr>
+        <w:jc w:val="center"/>
+      </w:pPr>
+      <w:r>
+        <w:rPr>
+          <w:i/>
+          <w:color w:val="808080"/>
+          <w:sz w:val="20"/>
+        </w:rPr>
+        <w:t>(Please insert image: Screenshot of a wrong password – showing the remaining attempts)</w:t>
+      </w:r>
+    </w:p>
+    <w:p>
+      <w:pPr>
+        <w:pStyle w:val="Heading3"/>
+      </w:pPr>
+      <w:r>
+        <w:t>10.7.2. Menu Displayed by Role</w:t>
+      </w:r>
+    </w:p>
+    <w:p>
+      <w:pPr>
+        <w:jc w:val="center"/>
+      </w:pPr>
+      <w:r>
+        <w:rPr>
+          <w:b/>
+          <w:color w:val="FF0000"/>
+          <w:sz w:val="24"/>
+        </w:rPr>
+        <w:br/>
+        <w:t>[INSERT IMAGE: Screenshot of the ADMIN menu – showing all 10 functions + Exit]</w:t>
+        <w:br/>
+      </w:r>
+    </w:p>
+    <w:p>
+      <w:pPr>
+        <w:jc w:val="center"/>
+      </w:pPr>
+      <w:r>
+        <w:rPr>
+          <w:i/>
+          <w:color w:val="808080"/>
+          <w:sz w:val="20"/>
+        </w:rPr>
+        <w:t>(Please insert image: Screenshot of the ADMIN menu – showing all 10 functions + Exit)</w:t>
+      </w:r>
+    </w:p>
+    <w:p>
+      <w:pPr>
+        <w:jc w:val="center"/>
+      </w:pPr>
+      <w:r>
+        <w:rPr>
+          <w:b/>
+          <w:color w:val="FF0000"/>
+          <w:sz w:val="24"/>
+        </w:rPr>
+        <w:br/>
+        <w:t>[INSERT IMAGE: Screenshot of the VIEWER menu – showing only view/statistics functions]</w:t>
+        <w:br/>
+      </w:r>
+    </w:p>
+    <w:p>
+      <w:pPr>
+        <w:jc w:val="center"/>
+      </w:pPr>
+      <w:r>
+        <w:rPr>
+          <w:i/>
+          <w:color w:val="808080"/>
+          <w:sz w:val="20"/>
+        </w:rPr>
+        <w:t>(Please insert image: Screenshot of the VIEWER menu – showing only view/statistics functions)</w:t>
+      </w:r>
+    </w:p>
+    <w:p>
+      <w:pPr>
+        <w:pStyle w:val="Heading3"/>
+      </w:pPr>
+      <w:r>
+        <w:t>10.7.3. Account Management</w:t>
+      </w:r>
+    </w:p>
+    <w:p>
+      <w:pPr>
+        <w:jc w:val="center"/>
+      </w:pPr>
+      <w:r>
+        <w:rPr>
+          <w:b/>
+          <w:color w:val="FF0000"/>
+          <w:sz w:val="24"/>
+        </w:rPr>
+        <w:br/>
+        <w:t>[INSERT IMAGE: Screenshot of the account list]</w:t>
+        <w:br/>
+      </w:r>
+    </w:p>
+    <w:p>
+      <w:pPr>
+        <w:jc w:val="center"/>
+      </w:pPr>
+      <w:r>
+        <w:rPr>
+          <w:i/>
+          <w:color w:val="808080"/>
+          <w:sz w:val="20"/>
+        </w:rPr>
+        <w:t>(Please insert image: Screenshot of the account list)</w:t>
+      </w:r>
+    </w:p>
+    <w:p>
+      <w:pPr>
+        <w:jc w:val="center"/>
+      </w:pPr>
+      <w:r>
+        <w:rPr>
+          <w:b/>
+          <w:color w:val="FF0000"/>
+          <w:sz w:val="24"/>
+        </w:rPr>
+        <w:br/>
+        <w:t>[INSERT IMAGE: Screenshot of adding a new account and selecting a role]</w:t>
+        <w:br/>
+      </w:r>
+    </w:p>
+    <w:p>
+      <w:pPr>
+        <w:jc w:val="center"/>
+      </w:pPr>
+      <w:r>
+        <w:rPr>
+          <w:i/>
+          <w:color w:val="808080"/>
+          <w:sz w:val="20"/>
+        </w:rPr>
+        <w:t>(Please insert image: Screenshot of adding a new account and selecting a role)</w:t>
+      </w:r>
+    </w:p>
+    <w:p>
+      <w:pPr>
+        <w:jc w:val="center"/>
+      </w:pPr>
+      <w:r>
+        <w:rPr>
+          <w:b/>
+          <w:color w:val="FF0000"/>
+          <w:sz w:val="24"/>
+        </w:rPr>
+        <w:br/>
+        <w:t>[INSERT IMAGE: Screenshot of deleting an account (and the case of not allowing deletion of the currently logged-in account)]</w:t>
+        <w:br/>
+      </w:r>
+    </w:p>
+    <w:p>
+      <w:pPr>
+        <w:jc w:val="center"/>
+      </w:pPr>
+      <w:r>
+        <w:rPr>
+          <w:i/>
+          <w:color w:val="808080"/>
+          <w:sz w:val="20"/>
+        </w:rPr>
+        <w:t>(Please insert image: Screenshot of deleting an account (and the case of not allowing deletion of the currently logged-in account))</w:t>
+      </w:r>
+    </w:p>
+    <w:p>
+      <w:pPr>
+        <w:pStyle w:val="Heading2"/>
+      </w:pPr>
+      <w:r>
+        <w:t>10.8. Conclusion of the Authorization Extension</w:t>
+      </w:r>
+    </w:p>
+    <w:p>
+      <w:r>
+        <w:t>The authorization extension has achieved:</w:t>
+      </w:r>
+    </w:p>
+    <w:p>
+      <w:pPr>
+        <w:pStyle w:val="ListBullet"/>
+      </w:pPr>
+      <w:r>
+        <w:t>Applied standard RBAC: clearly separating Permission – Role – Account, making it easy to add new roles/permissions without modifying existing logic (Open/Closed Principle).</w:t>
+      </w:r>
+    </w:p>
+    <w:p>
+      <w:pPr>
+        <w:pStyle w:val="ListBullet"/>
+      </w:pPr>
+      <w:r>
+        <w:t>Encapsulation: the password is hidden, and authentication and permission checks are handled by the object itself.</w:t>
+      </w:r>
+    </w:p>
+    <w:p>
+      <w:pPr>
+        <w:pStyle w:val="ListBullet"/>
+      </w:pPr>
+      <w:r>
+        <w:t>Inheritance &amp; Polymorphism: Account inherits from Person and overrides getDisplayInfo().</w:t>
+      </w:r>
+    </w:p>
+    <w:p>
+      <w:pPr>
+        <w:pStyle w:val="ListBullet"/>
+      </w:pPr>
+      <w:r>
+        <w:t>Cleaner code: the MenuItem-based menu engine eliminates the long switch-case while automatically hiding functions the user is not authorized to use.</w:t>
+      </w:r>
+    </w:p>
+    <w:p>
+      <w:r>
+        <w:t>After adding authorization, the project has a total of 18 class/enum/interface files with approximately 1,844 lines of code.</w:t>
+      </w:r>
+    </w:p>
     <w:sectPr>
       <w:pgSz w:w="11906" w:h="16838"/>
       <w:pgMar w:top="1417" w:right="1134" w:bottom="1417" w:left="1701" w:header="720" w:footer="720" w:gutter="0"/>
